--- a/лаб5.docx
+++ b/лаб5.docx
@@ -137,7 +137,6 @@
           <w:rFonts w:ascii="Times New Roman" w:hAnsi="Times New Roman" w:cs="Times New Roman"/>
           <w:sz w:val="28"/>
           <w:szCs w:val="28"/>
-          <w:lang w:val="en-US"/>
         </w:rPr>
       </w:pPr>
       <w:r>
@@ -153,7 +152,6 @@
           <w:rFonts w:ascii="Times New Roman" w:hAnsi="Times New Roman" w:cs="Times New Roman"/>
           <w:sz w:val="28"/>
           <w:szCs w:val="28"/>
-          <w:lang w:val="en-US"/>
         </w:rPr>
         <w:t>5</w:t>
       </w:r>
@@ -338,7 +336,6 @@
           <w:rFonts w:ascii="Times New Roman" w:hAnsi="Times New Roman" w:cs="Times New Roman"/>
           <w:sz w:val="28"/>
           <w:szCs w:val="28"/>
-          <w:lang w:val="en-US"/>
         </w:rPr>
       </w:pPr>
       <w:proofErr w:type="spellStart"/>
@@ -356,7 +353,6 @@
           <w:rFonts w:ascii="Times New Roman" w:hAnsi="Times New Roman" w:cs="Times New Roman"/>
           <w:sz w:val="28"/>
           <w:szCs w:val="28"/>
-          <w:lang w:val="en-US"/>
         </w:rPr>
         <w:t xml:space="preserve"> </w:t>
       </w:r>
@@ -373,7 +369,6 @@
           <w:rFonts w:ascii="Times New Roman" w:hAnsi="Times New Roman" w:cs="Times New Roman"/>
           <w:sz w:val="28"/>
           <w:szCs w:val="28"/>
-          <w:lang w:val="en-US"/>
         </w:rPr>
         <w:t xml:space="preserve">. </w:t>
       </w:r>
@@ -390,7 +385,6 @@
           <w:rFonts w:ascii="Times New Roman" w:hAnsi="Times New Roman" w:cs="Times New Roman"/>
           <w:sz w:val="28"/>
           <w:szCs w:val="28"/>
-          <w:lang w:val="en-US"/>
         </w:rPr>
         <w:t>.</w:t>
       </w:r>
@@ -401,7 +395,6 @@
           <w:rFonts w:ascii="Times New Roman" w:hAnsi="Times New Roman" w:cs="Times New Roman"/>
           <w:sz w:val="28"/>
           <w:szCs w:val="28"/>
-          <w:lang w:val="en-US"/>
         </w:rPr>
       </w:pPr>
     </w:p>
@@ -411,7 +404,6 @@
           <w:rFonts w:ascii="Times New Roman" w:hAnsi="Times New Roman" w:cs="Times New Roman"/>
           <w:sz w:val="28"/>
           <w:szCs w:val="28"/>
-          <w:lang w:val="en-US"/>
         </w:rPr>
       </w:pPr>
     </w:p>
@@ -421,7 +413,6 @@
           <w:rFonts w:ascii="Times New Roman" w:hAnsi="Times New Roman" w:cs="Times New Roman"/>
           <w:sz w:val="28"/>
           <w:szCs w:val="28"/>
-          <w:lang w:val="en-US"/>
         </w:rPr>
       </w:pPr>
     </w:p>
@@ -431,7 +422,6 @@
           <w:rFonts w:ascii="Times New Roman" w:hAnsi="Times New Roman" w:cs="Times New Roman"/>
           <w:sz w:val="28"/>
           <w:szCs w:val="28"/>
-          <w:lang w:val="en-US"/>
         </w:rPr>
       </w:pPr>
     </w:p>
@@ -442,7 +432,6 @@
           <w:rFonts w:ascii="Times New Roman" w:hAnsi="Times New Roman" w:cs="Times New Roman"/>
           <w:sz w:val="28"/>
           <w:szCs w:val="28"/>
-          <w:lang w:val="en-US"/>
         </w:rPr>
       </w:pPr>
       <w:r>
@@ -461,7 +450,6 @@
           <w:rFonts w:ascii="Times New Roman" w:hAnsi="Times New Roman" w:cs="Times New Roman"/>
           <w:sz w:val="28"/>
           <w:szCs w:val="28"/>
-          <w:lang w:val="en-US"/>
         </w:rPr>
       </w:pPr>
       <w:r>
@@ -469,7 +457,6 @@
           <w:rFonts w:ascii="Times New Roman" w:hAnsi="Times New Roman" w:cs="Times New Roman"/>
           <w:sz w:val="28"/>
           <w:szCs w:val="28"/>
-          <w:lang w:val="en-US"/>
         </w:rPr>
         <w:t>2026</w:t>
       </w:r>
@@ -871,31 +858,7 @@
           <w:sz w:val="28"/>
           <w:szCs w:val="28"/>
         </w:rPr>
-        <w:t>Кластер 1 характеризуется положительными значениями по количеству гонок (0,863) и годам в Формуле-1 (0,869), значения по победам, титулам и подиумам близки к нулю, зарплата умеренно положительная (0,180). Это </w:t>
-      </w:r>
-      <w:r>
-        <w:rPr>
-          <w:rFonts w:ascii="Times New Roman" w:hAnsi="Times New Roman" w:cs="Times New Roman"/>
-          <w:sz w:val="28"/>
-          <w:szCs w:val="28"/>
-        </w:rPr>
-        <w:t>пилоты</w:t>
-      </w:r>
-      <w:r>
-        <w:rPr>
-          <w:rFonts w:ascii="Times New Roman" w:hAnsi="Times New Roman" w:cs="Times New Roman"/>
-          <w:sz w:val="28"/>
-          <w:szCs w:val="28"/>
-        </w:rPr>
-        <w:t> с большим опытом, но невысокими достижениями</w:t>
-      </w:r>
-      <w:r>
-        <w:rPr>
-          <w:rFonts w:ascii="Times New Roman" w:hAnsi="Times New Roman" w:cs="Times New Roman"/>
-          <w:sz w:val="28"/>
-          <w:szCs w:val="28"/>
-        </w:rPr>
-        <w:t>.</w:t>
+        <w:t>Кластер 1 характеризуется положительными значениями по количеству гонок (0,863) и годам в Формуле-1 (0,869), значения по победам, титулам и подиумам близки к нулю, зарплата умеренно положительная (0,180). Это пилоты с большим опытом, но невысокими достижениями.</w:t>
       </w:r>
     </w:p>
     <w:p>
@@ -920,6 +883,7 @@
           <w:sz w:val="28"/>
           <w:szCs w:val="28"/>
         </w:rPr>
+        <w:lastRenderedPageBreak/>
         <w:t>Кластер 2 имеет отрицательные значения по опыту, но высокие положительные значения по титулам (0,609), победам (0,551), поулам (0,504) и зарплате (0,808). Это</w:t>
       </w:r>
       <w:r>
@@ -969,7 +933,6 @@
           <w:sz w:val="28"/>
           <w:szCs w:val="28"/>
         </w:rPr>
-        <w:lastRenderedPageBreak/>
         <w:t>Кластер 3 демонстрирует отрицательные значения по всем показателям, особенно по зарплате (-0,990). Это пилоты-аутсайдеры с минимальными достижениями.</w:t>
       </w:r>
     </w:p>
@@ -2612,39 +2575,7 @@
           <w:sz w:val="28"/>
           <w:szCs w:val="28"/>
         </w:rPr>
-        <w:t xml:space="preserve">В таблице </w:t>
-      </w:r>
-      <w:r>
-        <w:rPr>
-          <w:rFonts w:ascii="Times New Roman" w:hAnsi="Times New Roman" w:cs="Times New Roman"/>
-          <w:sz w:val="28"/>
-          <w:szCs w:val="28"/>
-        </w:rPr>
-        <w:t>1.</w:t>
-      </w:r>
-      <w:r>
-        <w:rPr>
-          <w:rFonts w:ascii="Times New Roman" w:hAnsi="Times New Roman" w:cs="Times New Roman"/>
-          <w:sz w:val="28"/>
-          <w:szCs w:val="28"/>
-        </w:rPr>
-        <w:t>2 приведены евклидовы расстояния между кластерами.</w:t>
-      </w:r>
-      <w:r>
-        <w:rPr>
-          <w:rFonts w:ascii="Times New Roman" w:hAnsi="Times New Roman" w:cs="Times New Roman"/>
-          <w:sz w:val="28"/>
-          <w:szCs w:val="28"/>
-        </w:rPr>
-        <w:t xml:space="preserve"> </w:t>
-      </w:r>
-      <w:r>
-        <w:rPr>
-          <w:rFonts w:ascii="Times New Roman" w:hAnsi="Times New Roman" w:cs="Times New Roman"/>
-          <w:sz w:val="28"/>
-          <w:szCs w:val="28"/>
-        </w:rPr>
-        <w:t>Наибольшее расстояние наблюдается между кластерами 1 и 3 (0,9209), наименьшее — между кластерами 1 и 2 (0,8910).</w:t>
+        <w:t>В таблице 1.2 приведены евклидовы расстояния между кластерами. Наибольшее расстояние наблюдается между кластерами 1 и 3 (0,9209), наименьшее — между кластерами 1 и 2 (0,8910).</w:t>
       </w:r>
     </w:p>
     <w:p>
@@ -2662,31 +2593,7 @@
           <w:sz w:val="28"/>
           <w:szCs w:val="28"/>
         </w:rPr>
-        <w:t>Таблица 1.</w:t>
-      </w:r>
-      <w:r>
-        <w:rPr>
-          <w:rFonts w:ascii="Times New Roman" w:hAnsi="Times New Roman" w:cs="Times New Roman"/>
-          <w:sz w:val="28"/>
-          <w:szCs w:val="28"/>
-        </w:rPr>
-        <w:t>2</w:t>
-      </w:r>
-      <w:r>
-        <w:rPr>
-          <w:rFonts w:ascii="Times New Roman" w:hAnsi="Times New Roman" w:cs="Times New Roman"/>
-          <w:sz w:val="28"/>
-          <w:szCs w:val="28"/>
-        </w:rPr>
-        <w:t xml:space="preserve">. </w:t>
-      </w:r>
-      <w:r>
-        <w:rPr>
-          <w:rFonts w:ascii="Times New Roman" w:hAnsi="Times New Roman" w:cs="Times New Roman"/>
-          <w:sz w:val="28"/>
-          <w:szCs w:val="28"/>
-        </w:rPr>
-        <w:t>Евклидовы расстояния между кластерами</w:t>
+        <w:t>Таблица 1.2. Евклидовы расстояния между кластерами</w:t>
       </w:r>
     </w:p>
     <w:tbl>
@@ -3504,23 +3411,7 @@
           <w:sz w:val="28"/>
           <w:szCs w:val="28"/>
         </w:rPr>
-        <w:t xml:space="preserve"> приведены результаты дисперсионного анализа.</w:t>
-      </w:r>
-      <w:r>
-        <w:rPr>
-          <w:rFonts w:ascii="Times New Roman" w:hAnsi="Times New Roman" w:cs="Times New Roman"/>
-          <w:sz w:val="28"/>
-          <w:szCs w:val="28"/>
-        </w:rPr>
-        <w:t xml:space="preserve"> </w:t>
-      </w:r>
-      <w:r>
-        <w:rPr>
-          <w:rFonts w:ascii="Times New Roman" w:hAnsi="Times New Roman" w:cs="Times New Roman"/>
-          <w:sz w:val="28"/>
-          <w:szCs w:val="28"/>
-        </w:rPr>
-        <w:t xml:space="preserve">Из </w:t>
+        <w:t xml:space="preserve"> приведены результаты дисперсионного анализа. Из </w:t>
       </w:r>
       <w:r>
         <w:rPr>
@@ -3608,23 +3499,7 @@
           <w:sz w:val="28"/>
           <w:szCs w:val="28"/>
         </w:rPr>
-        <w:t xml:space="preserve">Таблица </w:t>
-      </w:r>
-      <w:r>
-        <w:rPr>
-          <w:rFonts w:ascii="Times New Roman" w:hAnsi="Times New Roman" w:cs="Times New Roman"/>
-          <w:sz w:val="28"/>
-          <w:szCs w:val="28"/>
-        </w:rPr>
-        <w:t>2</w:t>
-      </w:r>
-      <w:r>
-        <w:rPr>
-          <w:rFonts w:ascii="Times New Roman" w:hAnsi="Times New Roman" w:cs="Times New Roman"/>
-          <w:sz w:val="28"/>
-          <w:szCs w:val="28"/>
-        </w:rPr>
-        <w:t>. Дисперсионный анализ (ANOVA)</w:t>
+        <w:t>Таблица 2. Дисперсионный анализ (ANOVA)</w:t>
       </w:r>
     </w:p>
     <w:tbl>
@@ -6252,7 +6127,6 @@
           <w:sz w:val="28"/>
           <w:szCs w:val="28"/>
         </w:rPr>
-        <w:lastRenderedPageBreak/>
         <w:t xml:space="preserve">В таблицах </w:t>
       </w:r>
       <w:r>
@@ -6287,23 +6161,7 @@
           <w:sz w:val="28"/>
           <w:szCs w:val="28"/>
         </w:rPr>
-        <w:t xml:space="preserve">Таблица </w:t>
-      </w:r>
-      <w:r>
-        <w:rPr>
-          <w:rFonts w:ascii="Times New Roman" w:hAnsi="Times New Roman" w:cs="Times New Roman"/>
-          <w:sz w:val="28"/>
-          <w:szCs w:val="28"/>
-        </w:rPr>
-        <w:t>3.1</w:t>
-      </w:r>
-      <w:r>
-        <w:rPr>
-          <w:rFonts w:ascii="Times New Roman" w:hAnsi="Times New Roman" w:cs="Times New Roman"/>
-          <w:sz w:val="28"/>
-          <w:szCs w:val="28"/>
-        </w:rPr>
-        <w:t>. Описательные статистики для кластера 1</w:t>
+        <w:t>Таблица 3.1. Описательные статистики для кластера 1</w:t>
       </w:r>
     </w:p>
     <w:tbl>
@@ -10570,6 +10428,7 @@
                 <w:sz w:val="20"/>
                 <w:szCs w:val="20"/>
               </w:rPr>
+              <w:lastRenderedPageBreak/>
               <w:t>podiums_z</w:t>
             </w:r>
             <w:proofErr w:type="spellEnd"/>
@@ -11278,7 +11137,6 @@
           <w:sz w:val="28"/>
           <w:szCs w:val="28"/>
         </w:rPr>
-        <w:lastRenderedPageBreak/>
         <w:t>Таблиц</w:t>
       </w:r>
       <w:r>
@@ -17943,6 +17801,7 @@
                 <w:sz w:val="20"/>
                 <w:szCs w:val="20"/>
               </w:rPr>
+              <w:lastRenderedPageBreak/>
               <w:t xml:space="preserve">175                 </w:t>
             </w:r>
           </w:p>
@@ -28005,6 +27864,7 @@
                 <w:sz w:val="20"/>
                 <w:szCs w:val="20"/>
               </w:rPr>
+              <w:lastRenderedPageBreak/>
               <w:t xml:space="preserve">269                 </w:t>
             </w:r>
           </w:p>
@@ -32802,7 +32662,6 @@
                 <w:sz w:val="20"/>
                 <w:szCs w:val="20"/>
               </w:rPr>
-              <w:lastRenderedPageBreak/>
               <w:t xml:space="preserve">146                 </w:t>
             </w:r>
           </w:p>
@@ -36396,10 +36255,12 @@
       <w:r>
         <w:rPr>
           <w:rFonts w:ascii="Times New Roman" w:hAnsi="Times New Roman" w:cs="Times New Roman"/>
+          <w:noProof/>
           <w:sz w:val="28"/>
           <w:szCs w:val="28"/>
           <w:lang w:val="en-US"/>
         </w:rPr>
+        <w:lastRenderedPageBreak/>
         <w:drawing>
           <wp:inline distT="0" distB="0" distL="0" distR="0" wp14:anchorId="1C47DCB3" wp14:editId="6784AA71">
             <wp:extent cx="5655734" cy="3820265"/>
@@ -36473,7 +36334,6 @@
           <w:sz w:val="28"/>
           <w:szCs w:val="28"/>
         </w:rPr>
-        <w:lastRenderedPageBreak/>
         <w:t>На рисунке 3 представлен график средних значений для каждого кластера</w:t>
       </w:r>
       <w:r>
@@ -36525,10 +36385,10 @@
             <v:path o:extrusionok="f" gradientshapeok="t" o:connecttype="rect"/>
             <o:lock v:ext="edit" aspectratio="t"/>
           </v:shapetype>
-          <v:shape id="_x0000_i1036" type="#_x0000_t75" style="width:372.65pt;height:280pt" o:ole="">
+          <v:shape id="_x0000_i1025" type="#_x0000_t75" style="width:372.85pt;height:280.3pt" o:ole="">
             <v:imagedata r:id="rId9" o:title="" cropbottom="13299f" cropright="13352f"/>
           </v:shape>
-          <o:OLEObject Type="Embed" ProgID="STATISTICA.Graph" ShapeID="_x0000_i1036" DrawAspect="Content" ObjectID="_1835384444" r:id="rId10">
+          <o:OLEObject Type="Embed" ProgID="STATISTICA.Graph" ShapeID="_x0000_i1025" DrawAspect="Content" ObjectID="_1835764560" r:id="rId10">
             <o:FieldCodes>\s</o:FieldCodes>
           </o:OLEObject>
         </w:object>
@@ -36550,15 +36410,8 @@
           <w:sz w:val="28"/>
           <w:szCs w:val="28"/>
         </w:rPr>
-        <w:t xml:space="preserve">Рисунок </w:t>
-      </w:r>
-      <w:r>
-        <w:rPr>
-          <w:rFonts w:ascii="Times New Roman" w:hAnsi="Times New Roman" w:cs="Times New Roman"/>
-          <w:sz w:val="28"/>
-          <w:szCs w:val="28"/>
-        </w:rPr>
-        <w:t>3</w:t>
+        <w:lastRenderedPageBreak/>
+        <w:t>Рисунок 3</w:t>
       </w:r>
     </w:p>
     <w:p>
@@ -36707,40 +36560,16 @@
           <w:sz w:val="28"/>
           <w:szCs w:val="28"/>
         </w:rPr>
-        <w:t>для кластеров 2 и 3 практически совпадают, что свидетельствует о неудовлетворительном разбиении на группы. Возможно</w:t>
-      </w:r>
-      <w:r>
-        <w:rPr>
-          <w:rFonts w:ascii="Times New Roman" w:hAnsi="Times New Roman" w:cs="Times New Roman"/>
-          <w:sz w:val="28"/>
-          <w:szCs w:val="28"/>
-        </w:rPr>
-        <w:t>,</w:t>
-      </w:r>
-      <w:r>
-        <w:rPr>
-          <w:rFonts w:ascii="Times New Roman" w:hAnsi="Times New Roman" w:cs="Times New Roman"/>
-          <w:sz w:val="28"/>
-          <w:szCs w:val="28"/>
-        </w:rPr>
-        <w:t xml:space="preserve"> это связано со слабо1 различимостью этих параметров у молодых пилотов и пилотов аутсайдерах.</w:t>
-      </w:r>
-      <w:r>
-        <w:rPr>
-          <w:rFonts w:ascii="Times New Roman" w:hAnsi="Times New Roman" w:cs="Times New Roman"/>
-          <w:sz w:val="28"/>
-          <w:szCs w:val="28"/>
-        </w:rPr>
-        <w:t xml:space="preserve"> Исключим эти параметры из рассмотрения. Как показывает рисунок 4, расстояние между средними характеристик увеличилось, также увеличилось общее расстояние между центрами кластеров (таблица 5), что свидетельствует о более успешной кластеризации.</w:t>
+        <w:t>для кластеров 2 и 3 практически совпадают, что свидетельствует о неудовлетворительном разбиении на группы. Возможно, это связано со слабо1 различимостью этих параметров у молодых пилотов и пилотов аутсайдерах. Исключим эти параметры из рассмотрения. Как показывает рисунок 4, расстояние между средними характеристик увеличилось, также увеличилось общее расстояние между центрами кластеров (таблица 5), что свидетельствует о более успешной кластеризации.</w:t>
       </w:r>
     </w:p>
     <w:p>
       <w:r>
         <w:object w:dxaOrig="7473" w:dyaOrig="5534" w14:anchorId="513177A2">
-          <v:shape id="_x0000_i1040" type="#_x0000_t75" style="width:373.35pt;height:276.65pt" o:ole="">
+          <v:shape id="_x0000_i1026" type="#_x0000_t75" style="width:372.85pt;height:276.85pt" o:ole="">
             <v:imagedata r:id="rId11" o:title="" cropbottom="13672f" cropright="13163f"/>
           </v:shape>
-          <o:OLEObject Type="Embed" ProgID="STATISTICA.Graph" ShapeID="_x0000_i1040" DrawAspect="Content" ObjectID="_1835384445" r:id="rId12">
+          <o:OLEObject Type="Embed" ProgID="STATISTICA.Graph" ShapeID="_x0000_i1026" DrawAspect="Content" ObjectID="_1835764561" r:id="rId12">
             <o:FieldCodes>\s</o:FieldCodes>
           </o:OLEObject>
         </w:object>
@@ -36762,15 +36591,7 @@
           <w:sz w:val="28"/>
           <w:szCs w:val="28"/>
         </w:rPr>
-        <w:t xml:space="preserve">Рисунок </w:t>
-      </w:r>
-      <w:r>
-        <w:rPr>
-          <w:rFonts w:ascii="Times New Roman" w:hAnsi="Times New Roman" w:cs="Times New Roman"/>
-          <w:sz w:val="28"/>
-          <w:szCs w:val="28"/>
-        </w:rPr>
-        <w:t>4</w:t>
+        <w:t>Рисунок 4</w:t>
       </w:r>
     </w:p>
     <w:p>
@@ -37620,10 +37441,10 @@
     <w:p>
       <w:r>
         <w:object w:dxaOrig="7453" w:dyaOrig="5614" w14:anchorId="71C762E2">
-          <v:shape id="_x0000_i1042" type="#_x0000_t75" style="width:372.65pt;height:280.65pt" o:ole="">
+          <v:shape id="_x0000_i1027" type="#_x0000_t75" style="width:372.85pt;height:280.3pt" o:ole="">
             <v:imagedata r:id="rId13" o:title="" cropbottom="13178f" cropright="13352f"/>
           </v:shape>
-          <o:OLEObject Type="Embed" ProgID="STATISTICA.Graph" ShapeID="_x0000_i1042" DrawAspect="Content" ObjectID="_1835384446" r:id="rId14">
+          <o:OLEObject Type="Embed" ProgID="STATISTICA.Graph" ShapeID="_x0000_i1027" DrawAspect="Content" ObjectID="_1835764562" r:id="rId14">
             <o:FieldCodes>\s</o:FieldCodes>
           </o:OLEObject>
         </w:object>
@@ -37645,15 +37466,7 @@
           <w:sz w:val="28"/>
           <w:szCs w:val="28"/>
         </w:rPr>
-        <w:t xml:space="preserve">Рисунок </w:t>
-      </w:r>
-      <w:r>
-        <w:rPr>
-          <w:rFonts w:ascii="Times New Roman" w:hAnsi="Times New Roman" w:cs="Times New Roman"/>
-          <w:sz w:val="28"/>
-          <w:szCs w:val="28"/>
-        </w:rPr>
-        <w:t>5</w:t>
+        <w:t>Рисунок 5</w:t>
       </w:r>
     </w:p>
     <w:p>
@@ -40608,23 +40421,7 @@
           <w:sz w:val="28"/>
           <w:szCs w:val="28"/>
         </w:rPr>
-        <w:t>6</w:t>
-      </w:r>
-      <w:r>
-        <w:rPr>
-          <w:rFonts w:ascii="Times New Roman" w:hAnsi="Times New Roman" w:cs="Times New Roman"/>
-          <w:sz w:val="28"/>
-          <w:szCs w:val="28"/>
-        </w:rPr>
-        <w:t>.2</w:t>
-      </w:r>
-      <w:r>
-        <w:rPr>
-          <w:rFonts w:ascii="Times New Roman" w:hAnsi="Times New Roman" w:cs="Times New Roman"/>
-          <w:sz w:val="28"/>
-          <w:szCs w:val="28"/>
-        </w:rPr>
-        <w:t>.</w:t>
+        <w:t>6.2.</w:t>
       </w:r>
     </w:p>
     <w:tbl>
@@ -42187,10 +41984,10 @@
     <w:p>
       <w:r>
         <w:object w:dxaOrig="7494" w:dyaOrig="5602" w14:anchorId="09295A90">
-          <v:shape id="_x0000_i1044" type="#_x0000_t75" style="width:374.65pt;height:280pt" o:ole="">
+          <v:shape id="_x0000_i1028" type="#_x0000_t75" style="width:374.55pt;height:280.3pt" o:ole="">
             <v:imagedata r:id="rId15" o:title="" cropbottom="13299f" cropright="13072f"/>
           </v:shape>
-          <o:OLEObject Type="Embed" ProgID="STATISTICA.Graph" ShapeID="_x0000_i1044" DrawAspect="Content" ObjectID="_1835384447" r:id="rId16">
+          <o:OLEObject Type="Embed" ProgID="STATISTICA.Graph" ShapeID="_x0000_i1028" DrawAspect="Content" ObjectID="_1835764563" r:id="rId16">
             <o:FieldCodes>\s</o:FieldCodes>
           </o:OLEObject>
         </w:object>
@@ -42212,15 +42009,7 @@
           <w:sz w:val="28"/>
           <w:szCs w:val="28"/>
         </w:rPr>
-        <w:t xml:space="preserve">Рисунок </w:t>
-      </w:r>
-      <w:r>
-        <w:rPr>
-          <w:rFonts w:ascii="Times New Roman" w:hAnsi="Times New Roman" w:cs="Times New Roman"/>
-          <w:sz w:val="28"/>
-          <w:szCs w:val="28"/>
-        </w:rPr>
-        <w:t>6</w:t>
+        <w:t>Рисунок 6</w:t>
       </w:r>
     </w:p>
     <w:p>
@@ -42323,6 +42112,7 @@
       <w:r>
         <w:rPr>
           <w:rFonts w:ascii="Times New Roman" w:hAnsi="Times New Roman" w:cs="Times New Roman"/>
+          <w:noProof/>
           <w:sz w:val="28"/>
           <w:szCs w:val="28"/>
           <w:lang w:val="en-US"/>
@@ -42381,15 +42171,7 @@
           <w:sz w:val="28"/>
           <w:szCs w:val="28"/>
         </w:rPr>
-        <w:t xml:space="preserve">Рисунок </w:t>
-      </w:r>
-      <w:r>
-        <w:rPr>
-          <w:rFonts w:ascii="Times New Roman" w:hAnsi="Times New Roman" w:cs="Times New Roman"/>
-          <w:sz w:val="28"/>
-          <w:szCs w:val="28"/>
-        </w:rPr>
-        <w:t>7</w:t>
+        <w:t>Рисунок 7</w:t>
       </w:r>
     </w:p>
     <w:p>
@@ -42444,10 +42226,10 @@
           <w:lang w:val="en-US"/>
         </w:rPr>
         <w:object w:dxaOrig="7494" w:dyaOrig="5588" w14:anchorId="44AA0A3A">
-          <v:shape id="_x0000_i1050" type="#_x0000_t75" style="width:374.65pt;height:279.35pt" o:ole="">
+          <v:shape id="_x0000_i1029" type="#_x0000_t75" style="width:374.55pt;height:279.45pt" o:ole="">
             <v:imagedata r:id="rId18" o:title="" cropbottom="13430f" cropright="13072f"/>
           </v:shape>
-          <o:OLEObject Type="Embed" ProgID="STATISTICA.Graph" ShapeID="_x0000_i1050" DrawAspect="Content" ObjectID="_1835384448" r:id="rId19">
+          <o:OLEObject Type="Embed" ProgID="STATISTICA.Graph" ShapeID="_x0000_i1029" DrawAspect="Content" ObjectID="_1835764564" r:id="rId19">
             <o:FieldCodes>\s</o:FieldCodes>
           </o:OLEObject>
         </w:object>
@@ -42469,15 +42251,7 @@
           <w:sz w:val="28"/>
           <w:szCs w:val="28"/>
         </w:rPr>
-        <w:t xml:space="preserve">Рисунок </w:t>
-      </w:r>
-      <w:r>
-        <w:rPr>
-          <w:rFonts w:ascii="Times New Roman" w:hAnsi="Times New Roman" w:cs="Times New Roman"/>
-          <w:sz w:val="28"/>
-          <w:szCs w:val="28"/>
-        </w:rPr>
-        <w:t>8</w:t>
+        <w:t>Рисунок 8</w:t>
       </w:r>
     </w:p>
     <w:p>
@@ -42507,7 +42281,23 @@
           <w:sz w:val="28"/>
           <w:szCs w:val="28"/>
         </w:rPr>
-        <w:t xml:space="preserve">На рисунке 9 представлен </w:t>
+        <w:t>На рисунке 9 представлен</w:t>
+      </w:r>
+      <w:r>
+        <w:rPr>
+          <w:rFonts w:ascii="Times New Roman" w:hAnsi="Times New Roman" w:cs="Times New Roman"/>
+          <w:sz w:val="28"/>
+          <w:szCs w:val="28"/>
+        </w:rPr>
+        <w:t>а</w:t>
+      </w:r>
+      <w:r>
+        <w:rPr>
+          <w:rFonts w:ascii="Times New Roman" w:hAnsi="Times New Roman" w:cs="Times New Roman"/>
+          <w:sz w:val="28"/>
+          <w:szCs w:val="28"/>
+        </w:rPr>
+        <w:t xml:space="preserve"> </w:t>
       </w:r>
       <w:proofErr w:type="spellStart"/>
       <w:r>
@@ -42516,7 +42306,15 @@
           <w:sz w:val="28"/>
           <w:szCs w:val="28"/>
         </w:rPr>
-        <w:t>агломеративный</w:t>
+        <w:t>агломеративн</w:t>
+      </w:r>
+      <w:r>
+        <w:rPr>
+          <w:rFonts w:ascii="Times New Roman" w:hAnsi="Times New Roman" w:cs="Times New Roman"/>
+          <w:sz w:val="28"/>
+          <w:szCs w:val="28"/>
+        </w:rPr>
+        <w:t>ая</w:t>
       </w:r>
       <w:proofErr w:type="spellEnd"/>
       <w:r>
@@ -42525,7 +42323,47 @@
           <w:sz w:val="28"/>
           <w:szCs w:val="28"/>
         </w:rPr>
-        <w:t xml:space="preserve"> метод древовидной кластеризации.</w:t>
+        <w:t xml:space="preserve"> </w:t>
+      </w:r>
+      <w:r>
+        <w:rPr>
+          <w:rFonts w:ascii="Times New Roman" w:hAnsi="Times New Roman" w:cs="Times New Roman"/>
+          <w:sz w:val="28"/>
+          <w:szCs w:val="28"/>
+        </w:rPr>
+        <w:t>древовидн</w:t>
+      </w:r>
+      <w:r>
+        <w:rPr>
+          <w:rFonts w:ascii="Times New Roman" w:hAnsi="Times New Roman" w:cs="Times New Roman"/>
+          <w:sz w:val="28"/>
+          <w:szCs w:val="28"/>
+        </w:rPr>
+        <w:t>ая</w:t>
+      </w:r>
+      <w:r>
+        <w:rPr>
+          <w:rFonts w:ascii="Times New Roman" w:hAnsi="Times New Roman" w:cs="Times New Roman"/>
+          <w:sz w:val="28"/>
+          <w:szCs w:val="28"/>
+        </w:rPr>
+        <w:t xml:space="preserve"> кластеризаци</w:t>
+      </w:r>
+      <w:r>
+        <w:rPr>
+          <w:rFonts w:ascii="Times New Roman" w:hAnsi="Times New Roman" w:cs="Times New Roman"/>
+          <w:sz w:val="28"/>
+          <w:szCs w:val="28"/>
+        </w:rPr>
+        <w:t>я метода одиночной связи</w:t>
+      </w:r>
+      <w:r>
+        <w:rPr>
+          <w:rFonts w:ascii="Times New Roman" w:hAnsi="Times New Roman" w:cs="Times New Roman"/>
+          <w:sz w:val="28"/>
+          <w:szCs w:val="28"/>
+        </w:rPr>
+        <w:t>.</w:t>
       </w:r>
     </w:p>
     <w:p>
@@ -42545,10 +42383,10 @@
           <w:lang w:val="en-US"/>
         </w:rPr>
         <w:object w:dxaOrig="7494" w:dyaOrig="5575" w14:anchorId="4A5720EC">
-          <v:shape id="_x0000_i1052" type="#_x0000_t75" style="width:374.65pt;height:278.65pt" o:ole="">
+          <v:shape id="_x0000_i1030" type="#_x0000_t75" style="width:374.55pt;height:278.55pt" o:ole="">
             <v:imagedata r:id="rId20" o:title="" cropbottom="13551f" cropright="13072f"/>
           </v:shape>
-          <o:OLEObject Type="Embed" ProgID="STATISTICA.Graph" ShapeID="_x0000_i1052" DrawAspect="Content" ObjectID="_1835384449" r:id="rId21">
+          <o:OLEObject Type="Embed" ProgID="STATISTICA.Graph" ShapeID="_x0000_i1030" DrawAspect="Content" ObjectID="_1835764565" r:id="rId21">
             <o:FieldCodes>\s</o:FieldCodes>
           </o:OLEObject>
         </w:object>
@@ -42570,7 +42408,120 @@
           <w:sz w:val="28"/>
           <w:szCs w:val="28"/>
         </w:rPr>
-        <w:t xml:space="preserve">Рисунок </w:t>
+        <w:t>Рисунок 9</w:t>
+      </w:r>
+    </w:p>
+    <w:p>
+      <w:pPr>
+        <w:spacing w:after="0"/>
+        <w:rPr>
+          <w:rFonts w:ascii="Times New Roman" w:hAnsi="Times New Roman" w:cs="Times New Roman"/>
+          <w:sz w:val="28"/>
+          <w:szCs w:val="28"/>
+        </w:rPr>
+      </w:pPr>
+    </w:p>
+    <w:p>
+      <w:pPr>
+        <w:spacing w:after="0" w:line="360" w:lineRule="auto"/>
+        <w:ind w:firstLine="709"/>
+        <w:jc w:val="both"/>
+        <w:rPr>
+          <w:rFonts w:ascii="Times New Roman" w:hAnsi="Times New Roman" w:cs="Times New Roman"/>
+          <w:sz w:val="28"/>
+          <w:szCs w:val="28"/>
+        </w:rPr>
+      </w:pPr>
+      <w:r>
+        <w:rPr>
+          <w:rFonts w:ascii="Times New Roman" w:hAnsi="Times New Roman" w:cs="Times New Roman"/>
+          <w:sz w:val="28"/>
+          <w:szCs w:val="28"/>
+        </w:rPr>
+        <w:t>Более наглядным для кластеризации служит метод Варда на рисунке 10.</w:t>
+      </w:r>
+    </w:p>
+    <w:p>
+      <w:pPr>
+        <w:spacing w:after="0" w:line="360" w:lineRule="auto"/>
+        <w:ind w:firstLine="709"/>
+        <w:jc w:val="both"/>
+        <w:rPr>
+          <w:rFonts w:ascii="Times New Roman" w:hAnsi="Times New Roman" w:cs="Times New Roman"/>
+          <w:sz w:val="28"/>
+          <w:szCs w:val="28"/>
+        </w:rPr>
+      </w:pPr>
+      <w:proofErr w:type="spellStart"/>
+      <w:r>
+        <w:rPr>
+          <w:rFonts w:ascii="Times New Roman" w:hAnsi="Times New Roman" w:cs="Times New Roman"/>
+          <w:sz w:val="28"/>
+          <w:szCs w:val="28"/>
+        </w:rPr>
+        <w:lastRenderedPageBreak/>
+        <w:t>Дендрограмма</w:t>
+      </w:r>
+      <w:proofErr w:type="spellEnd"/>
+      <w:r>
+        <w:rPr>
+          <w:rFonts w:ascii="Times New Roman" w:hAnsi="Times New Roman" w:cs="Times New Roman"/>
+          <w:sz w:val="28"/>
+          <w:szCs w:val="28"/>
+        </w:rPr>
+        <w:t>, построенная методом Уорда, демонстрирует три чёткие пары переменных, которые объединяются на минимальных расстояниях и формируют базовую структуру кластеров.</w:t>
+      </w:r>
+    </w:p>
+    <w:p>
+      <w:pPr>
+        <w:numPr>
+          <w:ilvl w:val="0"/>
+          <w:numId w:val="5"/>
+        </w:numPr>
+        <w:spacing w:after="0" w:line="360" w:lineRule="auto"/>
+        <w:ind w:left="0" w:firstLine="709"/>
+        <w:jc w:val="both"/>
+        <w:rPr>
+          <w:rFonts w:ascii="Times New Roman" w:hAnsi="Times New Roman" w:cs="Times New Roman"/>
+          <w:sz w:val="28"/>
+          <w:szCs w:val="28"/>
+        </w:rPr>
+      </w:pPr>
+      <w:proofErr w:type="spellStart"/>
+      <w:r>
+        <w:rPr>
+          <w:rFonts w:ascii="Times New Roman" w:hAnsi="Times New Roman" w:cs="Times New Roman"/>
+          <w:sz w:val="28"/>
+          <w:szCs w:val="28"/>
+        </w:rPr>
+        <w:t>races_z</w:t>
+      </w:r>
+      <w:proofErr w:type="spellEnd"/>
+      <w:r>
+        <w:rPr>
+          <w:rFonts w:ascii="Times New Roman" w:hAnsi="Times New Roman" w:cs="Times New Roman"/>
+          <w:sz w:val="28"/>
+          <w:szCs w:val="28"/>
+        </w:rPr>
+        <w:t xml:space="preserve"> и years_in_f1_</w:t>
+      </w:r>
+      <w:proofErr w:type="gramStart"/>
+      <w:r>
+        <w:rPr>
+          <w:rFonts w:ascii="Times New Roman" w:hAnsi="Times New Roman" w:cs="Times New Roman"/>
+          <w:sz w:val="28"/>
+          <w:szCs w:val="28"/>
+        </w:rPr>
+        <w:t>z</w:t>
+      </w:r>
+      <w:proofErr w:type="gramEnd"/>
+      <w:r>
+        <w:rPr>
+          <w:rFonts w:ascii="Times New Roman" w:hAnsi="Times New Roman" w:cs="Times New Roman"/>
+          <w:sz w:val="28"/>
+          <w:szCs w:val="28"/>
+        </w:rPr>
+        <w:t xml:space="preserve"> Это первая и самая близкая пара. Их объединение отражает очевидную смысловую связь: обе переменные описывают стаж пилота в Формуле</w:t>
       </w:r>
       <w:r>
         <w:rPr>
@@ -42578,8 +42529,241 @@
           <w:sz w:val="28"/>
           <w:szCs w:val="28"/>
         </w:rPr>
-        <w:t>9</w:t>
+        <w:noBreakHyphen/>
+        <w:t>1. На графике они соединяются практически сразу, что подтверждает их почти полную взаимозаменяемость.</w:t>
       </w:r>
+    </w:p>
+    <w:p>
+      <w:pPr>
+        <w:numPr>
+          <w:ilvl w:val="0"/>
+          <w:numId w:val="5"/>
+        </w:numPr>
+        <w:spacing w:after="0" w:line="360" w:lineRule="auto"/>
+        <w:ind w:left="0" w:firstLine="709"/>
+        <w:jc w:val="both"/>
+        <w:rPr>
+          <w:rFonts w:ascii="Times New Roman" w:hAnsi="Times New Roman" w:cs="Times New Roman"/>
+          <w:sz w:val="28"/>
+          <w:szCs w:val="28"/>
+        </w:rPr>
+      </w:pPr>
+      <w:proofErr w:type="spellStart"/>
+      <w:r>
+        <w:rPr>
+          <w:rFonts w:ascii="Times New Roman" w:hAnsi="Times New Roman" w:cs="Times New Roman"/>
+          <w:sz w:val="28"/>
+          <w:szCs w:val="28"/>
+        </w:rPr>
+        <w:t>championships_z</w:t>
+      </w:r>
+      <w:proofErr w:type="spellEnd"/>
+      <w:r>
+        <w:rPr>
+          <w:rFonts w:ascii="Times New Roman" w:hAnsi="Times New Roman" w:cs="Times New Roman"/>
+          <w:sz w:val="28"/>
+          <w:szCs w:val="28"/>
+        </w:rPr>
+        <w:t xml:space="preserve"> и </w:t>
+      </w:r>
+      <w:proofErr w:type="spellStart"/>
+      <w:r>
+        <w:rPr>
+          <w:rFonts w:ascii="Times New Roman" w:hAnsi="Times New Roman" w:cs="Times New Roman"/>
+          <w:sz w:val="28"/>
+          <w:szCs w:val="28"/>
+        </w:rPr>
+        <w:t>avg_yearly_salary_z</w:t>
+      </w:r>
+      <w:proofErr w:type="spellEnd"/>
+      <w:r>
+        <w:rPr>
+          <w:rFonts w:ascii="Times New Roman" w:hAnsi="Times New Roman" w:cs="Times New Roman"/>
+          <w:sz w:val="28"/>
+          <w:szCs w:val="28"/>
+        </w:rPr>
+        <w:t xml:space="preserve"> Вторая по близости пара. Эти переменные образуют кластер «статуса», поскольку чемпионские титулы напрямую связаны с уровнем дохода пилота. На </w:t>
+      </w:r>
+      <w:proofErr w:type="spellStart"/>
+      <w:r>
+        <w:rPr>
+          <w:rFonts w:ascii="Times New Roman" w:hAnsi="Times New Roman" w:cs="Times New Roman"/>
+          <w:sz w:val="28"/>
+          <w:szCs w:val="28"/>
+        </w:rPr>
+        <w:t>дендрограмме</w:t>
+      </w:r>
+      <w:proofErr w:type="spellEnd"/>
+      <w:r>
+        <w:rPr>
+          <w:rFonts w:ascii="Times New Roman" w:hAnsi="Times New Roman" w:cs="Times New Roman"/>
+          <w:sz w:val="28"/>
+          <w:szCs w:val="28"/>
+        </w:rPr>
+        <w:t xml:space="preserve"> они объединяются на малой дистанции, что указывает на сильную структурную связь.</w:t>
+      </w:r>
+    </w:p>
+    <w:p>
+      <w:pPr>
+        <w:numPr>
+          <w:ilvl w:val="0"/>
+          <w:numId w:val="5"/>
+        </w:numPr>
+        <w:spacing w:after="0" w:line="360" w:lineRule="auto"/>
+        <w:ind w:left="0" w:firstLine="709"/>
+        <w:jc w:val="both"/>
+        <w:rPr>
+          <w:rFonts w:ascii="Times New Roman" w:hAnsi="Times New Roman" w:cs="Times New Roman"/>
+          <w:sz w:val="28"/>
+          <w:szCs w:val="28"/>
+        </w:rPr>
+      </w:pPr>
+      <w:proofErr w:type="spellStart"/>
+      <w:r>
+        <w:rPr>
+          <w:rFonts w:ascii="Times New Roman" w:hAnsi="Times New Roman" w:cs="Times New Roman"/>
+          <w:sz w:val="28"/>
+          <w:szCs w:val="28"/>
+        </w:rPr>
+        <w:t>podiums_z</w:t>
+      </w:r>
+      <w:proofErr w:type="spellEnd"/>
+      <w:r>
+        <w:rPr>
+          <w:rFonts w:ascii="Times New Roman" w:hAnsi="Times New Roman" w:cs="Times New Roman"/>
+          <w:sz w:val="28"/>
+          <w:szCs w:val="28"/>
+        </w:rPr>
+        <w:t xml:space="preserve"> и </w:t>
+      </w:r>
+      <w:proofErr w:type="spellStart"/>
+      <w:r>
+        <w:rPr>
+          <w:rFonts w:ascii="Times New Roman" w:hAnsi="Times New Roman" w:cs="Times New Roman"/>
+          <w:sz w:val="28"/>
+          <w:szCs w:val="28"/>
+        </w:rPr>
+        <w:t>dnfs_z</w:t>
+      </w:r>
+      <w:proofErr w:type="spellEnd"/>
+      <w:r>
+        <w:rPr>
+          <w:rFonts w:ascii="Times New Roman" w:hAnsi="Times New Roman" w:cs="Times New Roman"/>
+          <w:sz w:val="28"/>
+          <w:szCs w:val="28"/>
+        </w:rPr>
+        <w:t xml:space="preserve"> Третья пара, которая объединяется напрямую. Несмотря на то, что содержательно подиумы и сходы не являются логически связанными показателями, метод Уорда объединяет их, поскольку они имеют схожий профиль расстояний относительно остальных переменных. Это означает, что обе переменные одинаково «не вписываются» в другие группы и потому формируют собственный кластер.</w:t>
+      </w:r>
+    </w:p>
+    <w:p>
+      <w:pPr>
+        <w:spacing w:after="0" w:line="360" w:lineRule="auto"/>
+        <w:ind w:firstLine="709"/>
+        <w:jc w:val="both"/>
+        <w:rPr>
+          <w:rFonts w:ascii="Times New Roman" w:hAnsi="Times New Roman" w:cs="Times New Roman"/>
+          <w:sz w:val="28"/>
+          <w:szCs w:val="28"/>
+        </w:rPr>
+      </w:pPr>
+      <w:r>
+        <w:rPr>
+          <w:rFonts w:ascii="Times New Roman" w:hAnsi="Times New Roman" w:cs="Times New Roman"/>
+          <w:sz w:val="28"/>
+          <w:szCs w:val="28"/>
+        </w:rPr>
+        <w:t>После формирования этих трёх пар остальные переменные (</w:t>
+      </w:r>
+      <w:proofErr w:type="spellStart"/>
+      <w:r>
+        <w:rPr>
+          <w:rFonts w:ascii="Times New Roman" w:hAnsi="Times New Roman" w:cs="Times New Roman"/>
+          <w:sz w:val="28"/>
+          <w:szCs w:val="28"/>
+        </w:rPr>
+        <w:t>gp_wins_z</w:t>
+      </w:r>
+      <w:proofErr w:type="spellEnd"/>
+      <w:r>
+        <w:rPr>
+          <w:rFonts w:ascii="Times New Roman" w:hAnsi="Times New Roman" w:cs="Times New Roman"/>
+          <w:sz w:val="28"/>
+          <w:szCs w:val="28"/>
+        </w:rPr>
+        <w:t xml:space="preserve"> и </w:t>
+      </w:r>
+      <w:proofErr w:type="spellStart"/>
+      <w:r>
+        <w:rPr>
+          <w:rFonts w:ascii="Times New Roman" w:hAnsi="Times New Roman" w:cs="Times New Roman"/>
+          <w:sz w:val="28"/>
+          <w:szCs w:val="28"/>
+        </w:rPr>
+        <w:t>poles_z</w:t>
+      </w:r>
+      <w:proofErr w:type="spellEnd"/>
+      <w:r>
+        <w:rPr>
+          <w:rFonts w:ascii="Times New Roman" w:hAnsi="Times New Roman" w:cs="Times New Roman"/>
+          <w:sz w:val="28"/>
+          <w:szCs w:val="28"/>
+        </w:rPr>
+        <w:t>) присоединяются к дереву на более высоких уровнях, что отражает их более сложные и менее однозначные связи с другими характеристиками.</w:t>
+      </w:r>
+    </w:p>
+    <w:p>
+      <w:pPr>
+        <w:spacing w:after="0"/>
+        <w:rPr>
+          <w:rFonts w:ascii="Times New Roman" w:hAnsi="Times New Roman" w:cs="Times New Roman"/>
+          <w:sz w:val="28"/>
+          <w:szCs w:val="28"/>
+        </w:rPr>
+      </w:pPr>
+    </w:p>
+    <w:p>
+      <w:pPr>
+        <w:spacing w:after="0"/>
+      </w:pPr>
+      <w:r>
+        <w:object w:dxaOrig="8871" w:dyaOrig="6586" w14:anchorId="29B018C3">
+          <v:shape id="_x0000_i1038" type="#_x0000_t75" style="width:443.15pt;height:329.15pt" o:ole="">
+            <v:imagedata r:id="rId22" o:title="" cropbottom="13426f" cropright="12960f"/>
+          </v:shape>
+          <o:OLEObject Type="Embed" ProgID="STATISTICA.Graph" ShapeID="_x0000_i1038" DrawAspect="Content" ObjectID="_1835764566" r:id="rId23">
+            <o:FieldCodes>\s</o:FieldCodes>
+          </o:OLEObject>
+        </w:object>
+      </w:r>
+    </w:p>
+    <w:p>
+      <w:pPr>
+        <w:spacing w:after="0"/>
+        <w:jc w:val="center"/>
+        <w:rPr>
+          <w:rFonts w:ascii="Times New Roman" w:hAnsi="Times New Roman" w:cs="Times New Roman"/>
+          <w:sz w:val="28"/>
+          <w:szCs w:val="28"/>
+        </w:rPr>
+      </w:pPr>
+      <w:r>
+        <w:rPr>
+          <w:rFonts w:ascii="Times New Roman" w:hAnsi="Times New Roman" w:cs="Times New Roman"/>
+          <w:sz w:val="28"/>
+          <w:szCs w:val="28"/>
+        </w:rPr>
+        <w:t>Рисунок 9</w:t>
+      </w:r>
+    </w:p>
+    <w:p>
+      <w:pPr>
+        <w:spacing w:after="0"/>
+        <w:rPr>
+          <w:rFonts w:ascii="Times New Roman" w:hAnsi="Times New Roman" w:cs="Times New Roman"/>
+          <w:sz w:val="28"/>
+          <w:szCs w:val="28"/>
+        </w:rPr>
+      </w:pPr>
     </w:p>
     <w:p>
       <w:pPr>
@@ -43066,6 +43250,119 @@
     </w:lvl>
   </w:abstractNum>
   <w:abstractNum w:abstractNumId="3" w15:restartNumberingAfterBreak="0">
+    <w:nsid w:val="5A900C89"/>
+    <w:multiLevelType w:val="multilevel"/>
+    <w:tmpl w:val="2B8E303A"/>
+    <w:lvl w:ilvl="0">
+      <w:start w:val="1"/>
+      <w:numFmt w:val="decimal"/>
+      <w:lvlText w:val="%1."/>
+      <w:lvlJc w:val="left"/>
+      <w:pPr>
+        <w:tabs>
+          <w:tab w:val="num" w:pos="720"/>
+        </w:tabs>
+        <w:ind w:left="720" w:hanging="360"/>
+      </w:pPr>
+    </w:lvl>
+    <w:lvl w:ilvl="1" w:tentative="1">
+      <w:start w:val="1"/>
+      <w:numFmt w:val="decimal"/>
+      <w:lvlText w:val="%2."/>
+      <w:lvlJc w:val="left"/>
+      <w:pPr>
+        <w:tabs>
+          <w:tab w:val="num" w:pos="1440"/>
+        </w:tabs>
+        <w:ind w:left="1440" w:hanging="360"/>
+      </w:pPr>
+    </w:lvl>
+    <w:lvl w:ilvl="2" w:tentative="1">
+      <w:start w:val="1"/>
+      <w:numFmt w:val="decimal"/>
+      <w:lvlText w:val="%3."/>
+      <w:lvlJc w:val="left"/>
+      <w:pPr>
+        <w:tabs>
+          <w:tab w:val="num" w:pos="2160"/>
+        </w:tabs>
+        <w:ind w:left="2160" w:hanging="360"/>
+      </w:pPr>
+    </w:lvl>
+    <w:lvl w:ilvl="3" w:tentative="1">
+      <w:start w:val="1"/>
+      <w:numFmt w:val="decimal"/>
+      <w:lvlText w:val="%4."/>
+      <w:lvlJc w:val="left"/>
+      <w:pPr>
+        <w:tabs>
+          <w:tab w:val="num" w:pos="2880"/>
+        </w:tabs>
+        <w:ind w:left="2880" w:hanging="360"/>
+      </w:pPr>
+    </w:lvl>
+    <w:lvl w:ilvl="4" w:tentative="1">
+      <w:start w:val="1"/>
+      <w:numFmt w:val="decimal"/>
+      <w:lvlText w:val="%5."/>
+      <w:lvlJc w:val="left"/>
+      <w:pPr>
+        <w:tabs>
+          <w:tab w:val="num" w:pos="3600"/>
+        </w:tabs>
+        <w:ind w:left="3600" w:hanging="360"/>
+      </w:pPr>
+    </w:lvl>
+    <w:lvl w:ilvl="5" w:tentative="1">
+      <w:start w:val="1"/>
+      <w:numFmt w:val="decimal"/>
+      <w:lvlText w:val="%6."/>
+      <w:lvlJc w:val="left"/>
+      <w:pPr>
+        <w:tabs>
+          <w:tab w:val="num" w:pos="4320"/>
+        </w:tabs>
+        <w:ind w:left="4320" w:hanging="360"/>
+      </w:pPr>
+    </w:lvl>
+    <w:lvl w:ilvl="6" w:tentative="1">
+      <w:start w:val="1"/>
+      <w:numFmt w:val="decimal"/>
+      <w:lvlText w:val="%7."/>
+      <w:lvlJc w:val="left"/>
+      <w:pPr>
+        <w:tabs>
+          <w:tab w:val="num" w:pos="5040"/>
+        </w:tabs>
+        <w:ind w:left="5040" w:hanging="360"/>
+      </w:pPr>
+    </w:lvl>
+    <w:lvl w:ilvl="7" w:tentative="1">
+      <w:start w:val="1"/>
+      <w:numFmt w:val="decimal"/>
+      <w:lvlText w:val="%8."/>
+      <w:lvlJc w:val="left"/>
+      <w:pPr>
+        <w:tabs>
+          <w:tab w:val="num" w:pos="5760"/>
+        </w:tabs>
+        <w:ind w:left="5760" w:hanging="360"/>
+      </w:pPr>
+    </w:lvl>
+    <w:lvl w:ilvl="8" w:tentative="1">
+      <w:start w:val="1"/>
+      <w:numFmt w:val="decimal"/>
+      <w:lvlText w:val="%9."/>
+      <w:lvlJc w:val="left"/>
+      <w:pPr>
+        <w:tabs>
+          <w:tab w:val="num" w:pos="6480"/>
+        </w:tabs>
+        <w:ind w:left="6480" w:hanging="360"/>
+      </w:pPr>
+    </w:lvl>
+  </w:abstractNum>
+  <w:abstractNum w:abstractNumId="4" w15:restartNumberingAfterBreak="0">
     <w:nsid w:val="6EE21900"/>
     <w:multiLevelType w:val="multilevel"/>
     <w:tmpl w:val="A33E0F18"/>
@@ -43218,13 +43515,16 @@
     <w:abstractNumId w:val="2"/>
   </w:num>
   <w:num w:numId="2" w16cid:durableId="1157958970">
-    <w:abstractNumId w:val="3"/>
+    <w:abstractNumId w:val="4"/>
   </w:num>
   <w:num w:numId="3" w16cid:durableId="1297566304">
     <w:abstractNumId w:val="0"/>
   </w:num>
   <w:num w:numId="4" w16cid:durableId="2031644422">
     <w:abstractNumId w:val="1"/>
+  </w:num>
+  <w:num w:numId="5" w16cid:durableId="1373965083">
+    <w:abstractNumId w:val="3"/>
   </w:num>
 </w:numbering>
 </file>
@@ -43629,7 +43929,7 @@
   <w:style w:type="paragraph" w:default="1" w:styleId="a">
     <w:name w:val="Normal"/>
     <w:qFormat/>
-    <w:rsid w:val="00964460"/>
+    <w:rsid w:val="00683730"/>
   </w:style>
   <w:style w:type="paragraph" w:styleId="1">
     <w:name w:val="heading 1"/>

--- a/лаб5.docx
+++ b/лаб5.docx
@@ -338,7 +338,6 @@
           <w:szCs w:val="28"/>
         </w:rPr>
       </w:pPr>
-      <w:proofErr w:type="spellStart"/>
       <w:r>
         <w:rPr>
           <w:rFonts w:ascii="Times New Roman" w:hAnsi="Times New Roman" w:cs="Times New Roman"/>
@@ -347,7 +346,6 @@
         </w:rPr>
         <w:t>Калайдина</w:t>
       </w:r>
-      <w:proofErr w:type="spellEnd"/>
       <w:r>
         <w:rPr>
           <w:rFonts w:ascii="Times New Roman" w:hAnsi="Times New Roman" w:cs="Times New Roman"/>
@@ -548,25 +546,7 @@
           <w:sz w:val="28"/>
           <w:szCs w:val="28"/>
         </w:rPr>
-        <w:t xml:space="preserve"> спортивных и финансовых показателей: побед (</w:t>
-      </w:r>
-      <w:proofErr w:type="spellStart"/>
-      <w:r>
-        <w:rPr>
-          <w:rFonts w:ascii="Times New Roman" w:hAnsi="Times New Roman" w:cs="Times New Roman"/>
-          <w:sz w:val="28"/>
-          <w:szCs w:val="28"/>
-        </w:rPr>
-        <w:t>gp_wins</w:t>
-      </w:r>
-      <w:proofErr w:type="spellEnd"/>
-      <w:r>
-        <w:rPr>
-          <w:rFonts w:ascii="Times New Roman" w:hAnsi="Times New Roman" w:cs="Times New Roman"/>
-          <w:sz w:val="28"/>
-          <w:szCs w:val="28"/>
-        </w:rPr>
-        <w:t>)</w:t>
+        <w:t xml:space="preserve"> спортивных и финансовых показателей: побед (gp_wins)</w:t>
       </w:r>
       <w:r>
         <w:rPr>
@@ -614,115 +594,7 @@
           <w:sz w:val="28"/>
           <w:szCs w:val="28"/>
         </w:rPr>
-        <w:t>, поулов (</w:t>
-      </w:r>
-      <w:proofErr w:type="spellStart"/>
-      <w:r>
-        <w:rPr>
-          <w:rFonts w:ascii="Times New Roman" w:hAnsi="Times New Roman" w:cs="Times New Roman"/>
-          <w:sz w:val="28"/>
-          <w:szCs w:val="28"/>
-        </w:rPr>
-        <w:t>poles</w:t>
-      </w:r>
-      <w:proofErr w:type="spellEnd"/>
-      <w:r>
-        <w:rPr>
-          <w:rFonts w:ascii="Times New Roman" w:hAnsi="Times New Roman" w:cs="Times New Roman"/>
-          <w:sz w:val="28"/>
-          <w:szCs w:val="28"/>
-        </w:rPr>
-        <w:t>), подиумов (</w:t>
-      </w:r>
-      <w:proofErr w:type="spellStart"/>
-      <w:r>
-        <w:rPr>
-          <w:rFonts w:ascii="Times New Roman" w:hAnsi="Times New Roman" w:cs="Times New Roman"/>
-          <w:sz w:val="28"/>
-          <w:szCs w:val="28"/>
-        </w:rPr>
-        <w:t>podiums</w:t>
-      </w:r>
-      <w:proofErr w:type="spellEnd"/>
-      <w:r>
-        <w:rPr>
-          <w:rFonts w:ascii="Times New Roman" w:hAnsi="Times New Roman" w:cs="Times New Roman"/>
-          <w:sz w:val="28"/>
-          <w:szCs w:val="28"/>
-        </w:rPr>
-        <w:t>), количества гонок (</w:t>
-      </w:r>
-      <w:proofErr w:type="spellStart"/>
-      <w:r>
-        <w:rPr>
-          <w:rFonts w:ascii="Times New Roman" w:hAnsi="Times New Roman" w:cs="Times New Roman"/>
-          <w:sz w:val="28"/>
-          <w:szCs w:val="28"/>
-        </w:rPr>
-        <w:t>races</w:t>
-      </w:r>
-      <w:proofErr w:type="spellEnd"/>
-      <w:r>
-        <w:rPr>
-          <w:rFonts w:ascii="Times New Roman" w:hAnsi="Times New Roman" w:cs="Times New Roman"/>
-          <w:sz w:val="28"/>
-          <w:szCs w:val="28"/>
-        </w:rPr>
-        <w:t>), чемпионских титулов (</w:t>
-      </w:r>
-      <w:proofErr w:type="spellStart"/>
-      <w:r>
-        <w:rPr>
-          <w:rFonts w:ascii="Times New Roman" w:hAnsi="Times New Roman" w:cs="Times New Roman"/>
-          <w:sz w:val="28"/>
-          <w:szCs w:val="28"/>
-        </w:rPr>
-        <w:t>championships</w:t>
-      </w:r>
-      <w:proofErr w:type="spellEnd"/>
-      <w:r>
-        <w:rPr>
-          <w:rFonts w:ascii="Times New Roman" w:hAnsi="Times New Roman" w:cs="Times New Roman"/>
-          <w:sz w:val="28"/>
-          <w:szCs w:val="28"/>
-        </w:rPr>
-        <w:t>), сходов (</w:t>
-      </w:r>
-      <w:proofErr w:type="spellStart"/>
-      <w:r>
-        <w:rPr>
-          <w:rFonts w:ascii="Times New Roman" w:hAnsi="Times New Roman" w:cs="Times New Roman"/>
-          <w:sz w:val="28"/>
-          <w:szCs w:val="28"/>
-        </w:rPr>
-        <w:t>dnfs</w:t>
-      </w:r>
-      <w:proofErr w:type="spellEnd"/>
-      <w:r>
-        <w:rPr>
-          <w:rFonts w:ascii="Times New Roman" w:hAnsi="Times New Roman" w:cs="Times New Roman"/>
-          <w:sz w:val="28"/>
-          <w:szCs w:val="28"/>
-        </w:rPr>
-        <w:t>) и среднегодовой зарплаты (</w:t>
-      </w:r>
-      <w:proofErr w:type="spellStart"/>
-      <w:r>
-        <w:rPr>
-          <w:rFonts w:ascii="Times New Roman" w:hAnsi="Times New Roman" w:cs="Times New Roman"/>
-          <w:sz w:val="28"/>
-          <w:szCs w:val="28"/>
-        </w:rPr>
-        <w:t>avg_yearly_salary</w:t>
-      </w:r>
-      <w:proofErr w:type="spellEnd"/>
-      <w:r>
-        <w:rPr>
-          <w:rFonts w:ascii="Times New Roman" w:hAnsi="Times New Roman" w:cs="Times New Roman"/>
-          <w:sz w:val="28"/>
-          <w:szCs w:val="28"/>
-        </w:rPr>
-        <w:t>).</w:t>
+        <w:t>, поулов (poles), подиумов (podiums), количества гонок (races), чемпионских титулов (championships), сходов (dnfs) и среднегодовой зарплаты (avg_yearly_salary).</w:t>
       </w:r>
       <w:r>
         <w:rPr>
@@ -1025,7 +897,6 @@
                 <w:szCs w:val="20"/>
               </w:rPr>
             </w:pPr>
-            <w:proofErr w:type="spellStart"/>
             <w:r>
               <w:rPr>
                 <w:rFonts w:ascii="Arial" w:hAnsi="Arial" w:cs="Arial"/>
@@ -1035,7 +906,6 @@
               </w:rPr>
               <w:t>Variable</w:t>
             </w:r>
-            <w:proofErr w:type="spellEnd"/>
           </w:p>
         </w:tc>
         <w:tc>
@@ -1070,27 +940,7 @@
                 <w:sz w:val="20"/>
                 <w:szCs w:val="20"/>
               </w:rPr>
-              <w:t xml:space="preserve">Cluster </w:t>
-            </w:r>
-            <w:proofErr w:type="spellStart"/>
-            <w:r>
-              <w:rPr>
-                <w:rFonts w:ascii="Arial" w:hAnsi="Arial" w:cs="Arial"/>
-                <w:kern w:val="0"/>
-                <w:sz w:val="20"/>
-                <w:szCs w:val="20"/>
-              </w:rPr>
-              <w:t>Means</w:t>
-            </w:r>
-            <w:proofErr w:type="spellEnd"/>
-            <w:r>
-              <w:rPr>
-                <w:rFonts w:ascii="Arial" w:hAnsi="Arial" w:cs="Arial"/>
-                <w:kern w:val="0"/>
-                <w:sz w:val="20"/>
-                <w:szCs w:val="20"/>
-              </w:rPr>
-              <w:t xml:space="preserve"> (formula1)</w:t>
+              <w:t>Cluster Means (formula1)</w:t>
             </w:r>
           </w:p>
         </w:tc>
@@ -1351,7 +1201,6 @@
                 <w:szCs w:val="20"/>
               </w:rPr>
             </w:pPr>
-            <w:proofErr w:type="spellStart"/>
             <w:r>
               <w:rPr>
                 <w:rFonts w:ascii="Arial" w:hAnsi="Arial" w:cs="Arial"/>
@@ -1361,7 +1210,6 @@
               </w:rPr>
               <w:t>races_z</w:t>
             </w:r>
-            <w:proofErr w:type="spellEnd"/>
           </w:p>
         </w:tc>
         <w:tc>
@@ -1659,7 +1507,6 @@
                 <w:szCs w:val="20"/>
               </w:rPr>
             </w:pPr>
-            <w:proofErr w:type="spellStart"/>
             <w:r>
               <w:rPr>
                 <w:rFonts w:ascii="Arial" w:hAnsi="Arial" w:cs="Arial"/>
@@ -1669,7 +1516,6 @@
               </w:rPr>
               <w:t>championships_z</w:t>
             </w:r>
-            <w:proofErr w:type="spellEnd"/>
           </w:p>
         </w:tc>
         <w:tc>
@@ -1814,7 +1660,6 @@
                 <w:szCs w:val="20"/>
               </w:rPr>
             </w:pPr>
-            <w:proofErr w:type="spellStart"/>
             <w:r>
               <w:rPr>
                 <w:rFonts w:ascii="Arial" w:hAnsi="Arial" w:cs="Arial"/>
@@ -1824,7 +1669,6 @@
               </w:rPr>
               <w:t>gp_wins_z</w:t>
             </w:r>
-            <w:proofErr w:type="spellEnd"/>
           </w:p>
         </w:tc>
         <w:tc>
@@ -1969,7 +1813,6 @@
                 <w:szCs w:val="20"/>
               </w:rPr>
             </w:pPr>
-            <w:proofErr w:type="spellStart"/>
             <w:r>
               <w:rPr>
                 <w:rFonts w:ascii="Arial" w:hAnsi="Arial" w:cs="Arial"/>
@@ -1979,7 +1822,6 @@
               </w:rPr>
               <w:t>podiums_z</w:t>
             </w:r>
-            <w:proofErr w:type="spellEnd"/>
           </w:p>
         </w:tc>
         <w:tc>
@@ -2124,7 +1966,6 @@
                 <w:szCs w:val="20"/>
               </w:rPr>
             </w:pPr>
-            <w:proofErr w:type="spellStart"/>
             <w:r>
               <w:rPr>
                 <w:rFonts w:ascii="Arial" w:hAnsi="Arial" w:cs="Arial"/>
@@ -2134,7 +1975,6 @@
               </w:rPr>
               <w:t>poles_z</w:t>
             </w:r>
-            <w:proofErr w:type="spellEnd"/>
           </w:p>
         </w:tc>
         <w:tc>
@@ -2279,7 +2119,6 @@
                 <w:szCs w:val="20"/>
               </w:rPr>
             </w:pPr>
-            <w:proofErr w:type="spellStart"/>
             <w:r>
               <w:rPr>
                 <w:rFonts w:ascii="Arial" w:hAnsi="Arial" w:cs="Arial"/>
@@ -2289,7 +2128,6 @@
               </w:rPr>
               <w:t>dnfs_z</w:t>
             </w:r>
-            <w:proofErr w:type="spellEnd"/>
           </w:p>
         </w:tc>
         <w:tc>
@@ -2434,7 +2272,6 @@
                 <w:szCs w:val="20"/>
               </w:rPr>
             </w:pPr>
-            <w:proofErr w:type="spellStart"/>
             <w:r>
               <w:rPr>
                 <w:rFonts w:ascii="Arial" w:hAnsi="Arial" w:cs="Arial"/>
@@ -2444,7 +2281,6 @@
               </w:rPr>
               <w:t>avg_yearly_salary_z</w:t>
             </w:r>
-            <w:proofErr w:type="spellEnd"/>
           </w:p>
         </w:tc>
         <w:tc>
@@ -3427,61 +3263,7 @@
           <w:sz w:val="28"/>
           <w:szCs w:val="28"/>
         </w:rPr>
-        <w:t xml:space="preserve"> следует, что все переменные являются статистически значимыми для кластеризации (p </w:t>
-      </w:r>
-      <w:proofErr w:type="gramStart"/>
-      <w:r>
-        <w:rPr>
-          <w:rFonts w:ascii="Times New Roman" w:hAnsi="Times New Roman" w:cs="Times New Roman"/>
-          <w:sz w:val="28"/>
-          <w:szCs w:val="28"/>
-        </w:rPr>
-        <w:t>&lt; 0</w:t>
-      </w:r>
-      <w:proofErr w:type="gramEnd"/>
-      <w:r>
-        <w:rPr>
-          <w:rFonts w:ascii="Times New Roman" w:hAnsi="Times New Roman" w:cs="Times New Roman"/>
-          <w:sz w:val="28"/>
-          <w:szCs w:val="28"/>
-        </w:rPr>
-        <w:t>,05). Наибольший вклад в разделение на кластеры вносят переменные years_in_f1_z (F = 188,09), </w:t>
-      </w:r>
-      <w:proofErr w:type="spellStart"/>
-      <w:r>
-        <w:rPr>
-          <w:rFonts w:ascii="Times New Roman" w:hAnsi="Times New Roman" w:cs="Times New Roman"/>
-          <w:sz w:val="28"/>
-          <w:szCs w:val="28"/>
-        </w:rPr>
-        <w:t>races_z</w:t>
-      </w:r>
-      <w:proofErr w:type="spellEnd"/>
-      <w:r>
-        <w:rPr>
-          <w:rFonts w:ascii="Times New Roman" w:hAnsi="Times New Roman" w:cs="Times New Roman"/>
-          <w:sz w:val="28"/>
-          <w:szCs w:val="28"/>
-        </w:rPr>
-        <w:t> (F = 182,28) и </w:t>
-      </w:r>
-      <w:proofErr w:type="spellStart"/>
-      <w:r>
-        <w:rPr>
-          <w:rFonts w:ascii="Times New Roman" w:hAnsi="Times New Roman" w:cs="Times New Roman"/>
-          <w:sz w:val="28"/>
-          <w:szCs w:val="28"/>
-        </w:rPr>
-        <w:t>avg_yearly_salary_z</w:t>
-      </w:r>
-      <w:proofErr w:type="spellEnd"/>
-      <w:r>
-        <w:rPr>
-          <w:rFonts w:ascii="Times New Roman" w:hAnsi="Times New Roman" w:cs="Times New Roman"/>
-          <w:sz w:val="28"/>
-          <w:szCs w:val="28"/>
-        </w:rPr>
-        <w:t> (F = 141,80).</w:t>
+        <w:t xml:space="preserve"> следует, что все переменные являются статистически значимыми для кластеризации (p &lt; 0,05). Наибольший вклад в разделение на кластеры вносят переменные years_in_f1_z (F = 188,09), races_z (F = 182,28) и avg_yearly_salary_z (F = 141,80).</w:t>
       </w:r>
     </w:p>
     <w:p>
@@ -3566,7 +3348,6 @@
                 <w:szCs w:val="20"/>
               </w:rPr>
             </w:pPr>
-            <w:proofErr w:type="spellStart"/>
             <w:r>
               <w:rPr>
                 <w:rFonts w:ascii="Arial" w:hAnsi="Arial" w:cs="Arial"/>
@@ -3576,7 +3357,6 @@
               </w:rPr>
               <w:t>Variable</w:t>
             </w:r>
-            <w:proofErr w:type="spellEnd"/>
           </w:p>
         </w:tc>
         <w:tc>
@@ -3611,47 +3391,7 @@
                 <w:sz w:val="20"/>
                 <w:szCs w:val="20"/>
               </w:rPr>
-              <w:t xml:space="preserve">Analysis </w:t>
-            </w:r>
-            <w:proofErr w:type="spellStart"/>
-            <w:r>
-              <w:rPr>
-                <w:rFonts w:ascii="Arial" w:hAnsi="Arial" w:cs="Arial"/>
-                <w:kern w:val="0"/>
-                <w:sz w:val="20"/>
-                <w:szCs w:val="20"/>
-              </w:rPr>
-              <w:t>of</w:t>
-            </w:r>
-            <w:proofErr w:type="spellEnd"/>
-            <w:r>
-              <w:rPr>
-                <w:rFonts w:ascii="Arial" w:hAnsi="Arial" w:cs="Arial"/>
-                <w:kern w:val="0"/>
-                <w:sz w:val="20"/>
-                <w:szCs w:val="20"/>
-              </w:rPr>
-              <w:t xml:space="preserve"> </w:t>
-            </w:r>
-            <w:proofErr w:type="spellStart"/>
-            <w:r>
-              <w:rPr>
-                <w:rFonts w:ascii="Arial" w:hAnsi="Arial" w:cs="Arial"/>
-                <w:kern w:val="0"/>
-                <w:sz w:val="20"/>
-                <w:szCs w:val="20"/>
-              </w:rPr>
-              <w:t>Variance</w:t>
-            </w:r>
-            <w:proofErr w:type="spellEnd"/>
-            <w:r>
-              <w:rPr>
-                <w:rFonts w:ascii="Arial" w:hAnsi="Arial" w:cs="Arial"/>
-                <w:kern w:val="0"/>
-                <w:sz w:val="20"/>
-                <w:szCs w:val="20"/>
-              </w:rPr>
-              <w:t xml:space="preserve"> (formula1)</w:t>
+              <w:t>Analysis of Variance (formula1)</w:t>
             </w:r>
           </w:p>
         </w:tc>
@@ -3720,7 +3460,6 @@
                 <w:szCs w:val="20"/>
               </w:rPr>
             </w:pPr>
-            <w:proofErr w:type="spellStart"/>
             <w:r>
               <w:rPr>
                 <w:rFonts w:ascii="Arial" w:hAnsi="Arial" w:cs="Arial"/>
@@ -3730,7 +3469,6 @@
               </w:rPr>
               <w:t>Between</w:t>
             </w:r>
-            <w:proofErr w:type="spellEnd"/>
           </w:p>
           <w:p>
             <w:pPr>
@@ -3783,7 +3521,6 @@
                 <w:szCs w:val="20"/>
               </w:rPr>
             </w:pPr>
-            <w:proofErr w:type="spellStart"/>
             <w:r>
               <w:rPr>
                 <w:rFonts w:ascii="Arial" w:hAnsi="Arial" w:cs="Arial"/>
@@ -3793,7 +3530,6 @@
               </w:rPr>
               <w:t>df</w:t>
             </w:r>
-            <w:proofErr w:type="spellEnd"/>
           </w:p>
         </w:tc>
         <w:tc>
@@ -3821,7 +3557,6 @@
                 <w:szCs w:val="20"/>
               </w:rPr>
             </w:pPr>
-            <w:proofErr w:type="spellStart"/>
             <w:r>
               <w:rPr>
                 <w:rFonts w:ascii="Arial" w:hAnsi="Arial" w:cs="Arial"/>
@@ -3831,7 +3566,6 @@
               </w:rPr>
               <w:t>Within</w:t>
             </w:r>
-            <w:proofErr w:type="spellEnd"/>
           </w:p>
           <w:p>
             <w:pPr>
@@ -3884,7 +3618,6 @@
                 <w:szCs w:val="20"/>
               </w:rPr>
             </w:pPr>
-            <w:proofErr w:type="spellStart"/>
             <w:r>
               <w:rPr>
                 <w:rFonts w:ascii="Arial" w:hAnsi="Arial" w:cs="Arial"/>
@@ -3894,7 +3627,6 @@
               </w:rPr>
               <w:t>df</w:t>
             </w:r>
-            <w:proofErr w:type="spellEnd"/>
           </w:p>
         </w:tc>
         <w:tc>
@@ -3958,25 +3690,14 @@
                 <w:szCs w:val="20"/>
               </w:rPr>
             </w:pPr>
-            <w:proofErr w:type="spellStart"/>
-            <w:r>
-              <w:rPr>
-                <w:rFonts w:ascii="Arial" w:hAnsi="Arial" w:cs="Arial"/>
-                <w:kern w:val="0"/>
-                <w:sz w:val="20"/>
-                <w:szCs w:val="20"/>
-              </w:rPr>
-              <w:t>signif</w:t>
-            </w:r>
-            <w:proofErr w:type="spellEnd"/>
-            <w:r>
-              <w:rPr>
-                <w:rFonts w:ascii="Arial" w:hAnsi="Arial" w:cs="Arial"/>
-                <w:kern w:val="0"/>
-                <w:sz w:val="20"/>
-                <w:szCs w:val="20"/>
-              </w:rPr>
-              <w:t>.</w:t>
+            <w:r>
+              <w:rPr>
+                <w:rFonts w:ascii="Arial" w:hAnsi="Arial" w:cs="Arial"/>
+                <w:kern w:val="0"/>
+                <w:sz w:val="20"/>
+                <w:szCs w:val="20"/>
+              </w:rPr>
+              <w:t>signif.</w:t>
             </w:r>
           </w:p>
           <w:p>
@@ -4039,7 +3760,6 @@
                 <w:szCs w:val="20"/>
               </w:rPr>
             </w:pPr>
-            <w:proofErr w:type="spellStart"/>
             <w:r>
               <w:rPr>
                 <w:rFonts w:ascii="Arial" w:hAnsi="Arial" w:cs="Arial"/>
@@ -4049,7 +3769,6 @@
               </w:rPr>
               <w:t>races_z</w:t>
             </w:r>
-            <w:proofErr w:type="spellEnd"/>
           </w:p>
         </w:tc>
         <w:tc>
@@ -4563,7 +4282,6 @@
                 <w:szCs w:val="20"/>
               </w:rPr>
             </w:pPr>
-            <w:proofErr w:type="spellStart"/>
             <w:r>
               <w:rPr>
                 <w:rFonts w:ascii="Arial" w:hAnsi="Arial" w:cs="Arial"/>
@@ -4573,7 +4291,6 @@
               </w:rPr>
               <w:t>championships_z</w:t>
             </w:r>
-            <w:proofErr w:type="spellEnd"/>
           </w:p>
         </w:tc>
         <w:tc>
@@ -4826,7 +4543,6 @@
                 <w:szCs w:val="20"/>
               </w:rPr>
             </w:pPr>
-            <w:proofErr w:type="spellStart"/>
             <w:r>
               <w:rPr>
                 <w:rFonts w:ascii="Arial" w:hAnsi="Arial" w:cs="Arial"/>
@@ -4836,7 +4552,6 @@
               </w:rPr>
               <w:t>gp_wins_z</w:t>
             </w:r>
-            <w:proofErr w:type="spellEnd"/>
           </w:p>
         </w:tc>
         <w:tc>
@@ -5089,7 +4804,6 @@
                 <w:szCs w:val="20"/>
               </w:rPr>
             </w:pPr>
-            <w:proofErr w:type="spellStart"/>
             <w:r>
               <w:rPr>
                 <w:rFonts w:ascii="Arial" w:hAnsi="Arial" w:cs="Arial"/>
@@ -5099,7 +4813,6 @@
               </w:rPr>
               <w:t>podiums_z</w:t>
             </w:r>
-            <w:proofErr w:type="spellEnd"/>
           </w:p>
         </w:tc>
         <w:tc>
@@ -5352,7 +5065,6 @@
                 <w:szCs w:val="20"/>
               </w:rPr>
             </w:pPr>
-            <w:proofErr w:type="spellStart"/>
             <w:r>
               <w:rPr>
                 <w:rFonts w:ascii="Arial" w:hAnsi="Arial" w:cs="Arial"/>
@@ -5362,7 +5074,6 @@
               </w:rPr>
               <w:t>poles_z</w:t>
             </w:r>
-            <w:proofErr w:type="spellEnd"/>
           </w:p>
         </w:tc>
         <w:tc>
@@ -5615,7 +5326,6 @@
                 <w:szCs w:val="20"/>
               </w:rPr>
             </w:pPr>
-            <w:proofErr w:type="spellStart"/>
             <w:r>
               <w:rPr>
                 <w:rFonts w:ascii="Arial" w:hAnsi="Arial" w:cs="Arial"/>
@@ -5625,7 +5335,6 @@
               </w:rPr>
               <w:t>dnfs_z</w:t>
             </w:r>
-            <w:proofErr w:type="spellEnd"/>
           </w:p>
         </w:tc>
         <w:tc>
@@ -5878,7 +5587,6 @@
                 <w:szCs w:val="20"/>
               </w:rPr>
             </w:pPr>
-            <w:proofErr w:type="spellStart"/>
             <w:r>
               <w:rPr>
                 <w:rFonts w:ascii="Arial" w:hAnsi="Arial" w:cs="Arial"/>
@@ -5888,7 +5596,6 @@
               </w:rPr>
               <w:t>avg_yearly_salary_z</w:t>
             </w:r>
-            <w:proofErr w:type="spellEnd"/>
           </w:p>
         </w:tc>
         <w:tc>
@@ -6225,7 +5932,6 @@
                 <w:szCs w:val="20"/>
               </w:rPr>
             </w:pPr>
-            <w:proofErr w:type="spellStart"/>
             <w:r>
               <w:rPr>
                 <w:rFonts w:ascii="Arial" w:hAnsi="Arial" w:cs="Arial"/>
@@ -6235,7 +5941,6 @@
               </w:rPr>
               <w:t>Variable</w:t>
             </w:r>
-            <w:proofErr w:type="spellEnd"/>
           </w:p>
         </w:tc>
         <w:tc>
@@ -6296,39 +6001,8 @@
                 <w:sz w:val="20"/>
                 <w:szCs w:val="20"/>
               </w:rPr>
-              <w:t xml:space="preserve">Cluster </w:t>
-            </w:r>
-            <w:proofErr w:type="spellStart"/>
-            <w:r>
-              <w:rPr>
-                <w:rFonts w:ascii="Arial" w:hAnsi="Arial" w:cs="Arial"/>
-                <w:kern w:val="0"/>
-                <w:sz w:val="20"/>
-                <w:szCs w:val="20"/>
-              </w:rPr>
-              <w:t>contains</w:t>
-            </w:r>
-            <w:proofErr w:type="spellEnd"/>
-            <w:r>
-              <w:rPr>
-                <w:rFonts w:ascii="Arial" w:hAnsi="Arial" w:cs="Arial"/>
-                <w:kern w:val="0"/>
-                <w:sz w:val="20"/>
-                <w:szCs w:val="20"/>
-              </w:rPr>
-              <w:t xml:space="preserve"> 127 </w:t>
-            </w:r>
-            <w:proofErr w:type="spellStart"/>
-            <w:r>
-              <w:rPr>
-                <w:rFonts w:ascii="Arial" w:hAnsi="Arial" w:cs="Arial"/>
-                <w:kern w:val="0"/>
-                <w:sz w:val="20"/>
-                <w:szCs w:val="20"/>
-              </w:rPr>
-              <w:t>cases</w:t>
-            </w:r>
-            <w:proofErr w:type="spellEnd"/>
+              <w:t>Cluster contains 127 cases</w:t>
+            </w:r>
           </w:p>
         </w:tc>
       </w:tr>
@@ -6396,7 +6070,6 @@
                 <w:szCs w:val="20"/>
               </w:rPr>
             </w:pPr>
-            <w:proofErr w:type="spellStart"/>
             <w:r>
               <w:rPr>
                 <w:rFonts w:ascii="Arial" w:hAnsi="Arial" w:cs="Arial"/>
@@ -6406,7 +6079,6 @@
               </w:rPr>
               <w:t>Mean</w:t>
             </w:r>
-            <w:proofErr w:type="spellEnd"/>
           </w:p>
         </w:tc>
         <w:tc>
@@ -6459,7 +6131,6 @@
                 <w:szCs w:val="20"/>
               </w:rPr>
             </w:pPr>
-            <w:proofErr w:type="spellStart"/>
             <w:r>
               <w:rPr>
                 <w:rFonts w:ascii="Arial" w:hAnsi="Arial" w:cs="Arial"/>
@@ -6469,7 +6140,6 @@
               </w:rPr>
               <w:t>Deviation</w:t>
             </w:r>
-            <w:proofErr w:type="spellEnd"/>
           </w:p>
         </w:tc>
         <w:tc>
@@ -6497,7 +6167,6 @@
                 <w:szCs w:val="20"/>
               </w:rPr>
             </w:pPr>
-            <w:proofErr w:type="spellStart"/>
             <w:r>
               <w:rPr>
                 <w:rFonts w:ascii="Arial" w:hAnsi="Arial" w:cs="Arial"/>
@@ -6507,7 +6176,6 @@
               </w:rPr>
               <w:t>Variance</w:t>
             </w:r>
-            <w:proofErr w:type="spellEnd"/>
           </w:p>
         </w:tc>
       </w:tr>
@@ -6544,7 +6212,6 @@
                 <w:szCs w:val="20"/>
               </w:rPr>
             </w:pPr>
-            <w:proofErr w:type="spellStart"/>
             <w:r>
               <w:rPr>
                 <w:rFonts w:ascii="Arial" w:hAnsi="Arial" w:cs="Arial"/>
@@ -6554,7 +6221,6 @@
               </w:rPr>
               <w:t>races_z</w:t>
             </w:r>
-            <w:proofErr w:type="spellEnd"/>
           </w:p>
         </w:tc>
         <w:tc>
@@ -6852,7 +6518,6 @@
                 <w:szCs w:val="20"/>
               </w:rPr>
             </w:pPr>
-            <w:proofErr w:type="spellStart"/>
             <w:r>
               <w:rPr>
                 <w:rFonts w:ascii="Arial" w:hAnsi="Arial" w:cs="Arial"/>
@@ -6862,7 +6527,6 @@
               </w:rPr>
               <w:t>championships_z</w:t>
             </w:r>
-            <w:proofErr w:type="spellEnd"/>
           </w:p>
         </w:tc>
         <w:tc>
@@ -7007,7 +6671,6 @@
                 <w:szCs w:val="20"/>
               </w:rPr>
             </w:pPr>
-            <w:proofErr w:type="spellStart"/>
             <w:r>
               <w:rPr>
                 <w:rFonts w:ascii="Arial" w:hAnsi="Arial" w:cs="Arial"/>
@@ -7017,7 +6680,6 @@
               </w:rPr>
               <w:t>gp_wins_z</w:t>
             </w:r>
-            <w:proofErr w:type="spellEnd"/>
           </w:p>
         </w:tc>
         <w:tc>
@@ -7162,7 +6824,6 @@
                 <w:szCs w:val="20"/>
               </w:rPr>
             </w:pPr>
-            <w:proofErr w:type="spellStart"/>
             <w:r>
               <w:rPr>
                 <w:rFonts w:ascii="Arial" w:hAnsi="Arial" w:cs="Arial"/>
@@ -7172,7 +6833,6 @@
               </w:rPr>
               <w:t>podiums_z</w:t>
             </w:r>
-            <w:proofErr w:type="spellEnd"/>
           </w:p>
         </w:tc>
         <w:tc>
@@ -7317,7 +6977,6 @@
                 <w:szCs w:val="20"/>
               </w:rPr>
             </w:pPr>
-            <w:proofErr w:type="spellStart"/>
             <w:r>
               <w:rPr>
                 <w:rFonts w:ascii="Arial" w:hAnsi="Arial" w:cs="Arial"/>
@@ -7327,7 +6986,6 @@
               </w:rPr>
               <w:t>poles_z</w:t>
             </w:r>
-            <w:proofErr w:type="spellEnd"/>
           </w:p>
         </w:tc>
         <w:tc>
@@ -7472,7 +7130,6 @@
                 <w:szCs w:val="20"/>
               </w:rPr>
             </w:pPr>
-            <w:proofErr w:type="spellStart"/>
             <w:r>
               <w:rPr>
                 <w:rFonts w:ascii="Arial" w:hAnsi="Arial" w:cs="Arial"/>
@@ -7482,7 +7139,6 @@
               </w:rPr>
               <w:t>dnfs_z</w:t>
             </w:r>
-            <w:proofErr w:type="spellEnd"/>
           </w:p>
         </w:tc>
         <w:tc>
@@ -7627,7 +7283,6 @@
                 <w:szCs w:val="20"/>
               </w:rPr>
             </w:pPr>
-            <w:proofErr w:type="spellStart"/>
             <w:r>
               <w:rPr>
                 <w:rFonts w:ascii="Arial" w:hAnsi="Arial" w:cs="Arial"/>
@@ -7637,7 +7292,6 @@
               </w:rPr>
               <w:t>avg_yearly_salary_z</w:t>
             </w:r>
-            <w:proofErr w:type="spellEnd"/>
           </w:p>
         </w:tc>
         <w:tc>
@@ -7854,7 +7508,6 @@
                 <w:szCs w:val="20"/>
               </w:rPr>
             </w:pPr>
-            <w:proofErr w:type="spellStart"/>
             <w:r>
               <w:rPr>
                 <w:rFonts w:ascii="Arial" w:hAnsi="Arial" w:cs="Arial"/>
@@ -7864,7 +7517,6 @@
               </w:rPr>
               <w:t>Variable</w:t>
             </w:r>
-            <w:proofErr w:type="spellEnd"/>
           </w:p>
         </w:tc>
         <w:tc>
@@ -7925,39 +7577,8 @@
                 <w:sz w:val="20"/>
                 <w:szCs w:val="20"/>
               </w:rPr>
-              <w:t xml:space="preserve">Cluster </w:t>
-            </w:r>
-            <w:proofErr w:type="spellStart"/>
-            <w:r>
-              <w:rPr>
-                <w:rFonts w:ascii="Arial" w:hAnsi="Arial" w:cs="Arial"/>
-                <w:kern w:val="0"/>
-                <w:sz w:val="20"/>
-                <w:szCs w:val="20"/>
-              </w:rPr>
-              <w:t>contains</w:t>
-            </w:r>
-            <w:proofErr w:type="spellEnd"/>
-            <w:r>
-              <w:rPr>
-                <w:rFonts w:ascii="Arial" w:hAnsi="Arial" w:cs="Arial"/>
-                <w:kern w:val="0"/>
-                <w:sz w:val="20"/>
-                <w:szCs w:val="20"/>
-              </w:rPr>
-              <w:t xml:space="preserve"> 82 </w:t>
-            </w:r>
-            <w:proofErr w:type="spellStart"/>
-            <w:r>
-              <w:rPr>
-                <w:rFonts w:ascii="Arial" w:hAnsi="Arial" w:cs="Arial"/>
-                <w:kern w:val="0"/>
-                <w:sz w:val="20"/>
-                <w:szCs w:val="20"/>
-              </w:rPr>
-              <w:t>cases</w:t>
-            </w:r>
-            <w:proofErr w:type="spellEnd"/>
+              <w:t>Cluster contains 82 cases</w:t>
+            </w:r>
           </w:p>
         </w:tc>
       </w:tr>
@@ -8025,7 +7646,6 @@
                 <w:szCs w:val="20"/>
               </w:rPr>
             </w:pPr>
-            <w:proofErr w:type="spellStart"/>
             <w:r>
               <w:rPr>
                 <w:rFonts w:ascii="Arial" w:hAnsi="Arial" w:cs="Arial"/>
@@ -8035,7 +7655,6 @@
               </w:rPr>
               <w:t>Mean</w:t>
             </w:r>
-            <w:proofErr w:type="spellEnd"/>
           </w:p>
         </w:tc>
         <w:tc>
@@ -8088,7 +7707,6 @@
                 <w:szCs w:val="20"/>
               </w:rPr>
             </w:pPr>
-            <w:proofErr w:type="spellStart"/>
             <w:r>
               <w:rPr>
                 <w:rFonts w:ascii="Arial" w:hAnsi="Arial" w:cs="Arial"/>
@@ -8098,7 +7716,6 @@
               </w:rPr>
               <w:t>Deviation</w:t>
             </w:r>
-            <w:proofErr w:type="spellEnd"/>
           </w:p>
         </w:tc>
         <w:tc>
@@ -8126,7 +7743,6 @@
                 <w:szCs w:val="20"/>
               </w:rPr>
             </w:pPr>
-            <w:proofErr w:type="spellStart"/>
             <w:r>
               <w:rPr>
                 <w:rFonts w:ascii="Arial" w:hAnsi="Arial" w:cs="Arial"/>
@@ -8136,7 +7752,6 @@
               </w:rPr>
               <w:t>Variance</w:t>
             </w:r>
-            <w:proofErr w:type="spellEnd"/>
           </w:p>
         </w:tc>
       </w:tr>
@@ -8173,7 +7788,6 @@
                 <w:szCs w:val="20"/>
               </w:rPr>
             </w:pPr>
-            <w:proofErr w:type="spellStart"/>
             <w:r>
               <w:rPr>
                 <w:rFonts w:ascii="Arial" w:hAnsi="Arial" w:cs="Arial"/>
@@ -8183,7 +7797,6 @@
               </w:rPr>
               <w:t>races_z</w:t>
             </w:r>
-            <w:proofErr w:type="spellEnd"/>
           </w:p>
         </w:tc>
         <w:tc>
@@ -8481,7 +8094,6 @@
                 <w:szCs w:val="20"/>
               </w:rPr>
             </w:pPr>
-            <w:proofErr w:type="spellStart"/>
             <w:r>
               <w:rPr>
                 <w:rFonts w:ascii="Arial" w:hAnsi="Arial" w:cs="Arial"/>
@@ -8491,7 +8103,6 @@
               </w:rPr>
               <w:t>championships_z</w:t>
             </w:r>
-            <w:proofErr w:type="spellEnd"/>
           </w:p>
         </w:tc>
         <w:tc>
@@ -8636,7 +8247,6 @@
                 <w:szCs w:val="20"/>
               </w:rPr>
             </w:pPr>
-            <w:proofErr w:type="spellStart"/>
             <w:r>
               <w:rPr>
                 <w:rFonts w:ascii="Arial" w:hAnsi="Arial" w:cs="Arial"/>
@@ -8646,7 +8256,6 @@
               </w:rPr>
               <w:t>gp_wins_z</w:t>
             </w:r>
-            <w:proofErr w:type="spellEnd"/>
           </w:p>
         </w:tc>
         <w:tc>
@@ -8791,7 +8400,6 @@
                 <w:szCs w:val="20"/>
               </w:rPr>
             </w:pPr>
-            <w:proofErr w:type="spellStart"/>
             <w:r>
               <w:rPr>
                 <w:rFonts w:ascii="Arial" w:hAnsi="Arial" w:cs="Arial"/>
@@ -8801,7 +8409,6 @@
               </w:rPr>
               <w:t>podiums_z</w:t>
             </w:r>
-            <w:proofErr w:type="spellEnd"/>
           </w:p>
         </w:tc>
         <w:tc>
@@ -8946,7 +8553,6 @@
                 <w:szCs w:val="20"/>
               </w:rPr>
             </w:pPr>
-            <w:proofErr w:type="spellStart"/>
             <w:r>
               <w:rPr>
                 <w:rFonts w:ascii="Arial" w:hAnsi="Arial" w:cs="Arial"/>
@@ -8956,7 +8562,6 @@
               </w:rPr>
               <w:t>poles_z</w:t>
             </w:r>
-            <w:proofErr w:type="spellEnd"/>
           </w:p>
         </w:tc>
         <w:tc>
@@ -9101,7 +8706,6 @@
                 <w:szCs w:val="20"/>
               </w:rPr>
             </w:pPr>
-            <w:proofErr w:type="spellStart"/>
             <w:r>
               <w:rPr>
                 <w:rFonts w:ascii="Arial" w:hAnsi="Arial" w:cs="Arial"/>
@@ -9111,7 +8715,6 @@
               </w:rPr>
               <w:t>dnfs_z</w:t>
             </w:r>
-            <w:proofErr w:type="spellEnd"/>
           </w:p>
         </w:tc>
         <w:tc>
@@ -9256,7 +8859,6 @@
                 <w:szCs w:val="20"/>
               </w:rPr>
             </w:pPr>
-            <w:proofErr w:type="spellStart"/>
             <w:r>
               <w:rPr>
                 <w:rFonts w:ascii="Arial" w:hAnsi="Arial" w:cs="Arial"/>
@@ -9266,7 +8868,6 @@
               </w:rPr>
               <w:t>avg_yearly_salary_z</w:t>
             </w:r>
-            <w:proofErr w:type="spellEnd"/>
           </w:p>
         </w:tc>
         <w:tc>
@@ -9483,7 +9084,6 @@
                 <w:szCs w:val="20"/>
               </w:rPr>
             </w:pPr>
-            <w:proofErr w:type="spellStart"/>
             <w:r>
               <w:rPr>
                 <w:rFonts w:ascii="Arial" w:hAnsi="Arial" w:cs="Arial"/>
@@ -9493,7 +9093,6 @@
               </w:rPr>
               <w:t>Variable</w:t>
             </w:r>
-            <w:proofErr w:type="spellEnd"/>
           </w:p>
         </w:tc>
         <w:tc>
@@ -9554,39 +9153,8 @@
                 <w:sz w:val="20"/>
                 <w:szCs w:val="20"/>
               </w:rPr>
-              <w:t xml:space="preserve">Cluster </w:t>
-            </w:r>
-            <w:proofErr w:type="spellStart"/>
-            <w:r>
-              <w:rPr>
-                <w:rFonts w:ascii="Arial" w:hAnsi="Arial" w:cs="Arial"/>
-                <w:kern w:val="0"/>
-                <w:sz w:val="20"/>
-                <w:szCs w:val="20"/>
-              </w:rPr>
-              <w:t>contains</w:t>
-            </w:r>
-            <w:proofErr w:type="spellEnd"/>
-            <w:r>
-              <w:rPr>
-                <w:rFonts w:ascii="Arial" w:hAnsi="Arial" w:cs="Arial"/>
-                <w:kern w:val="0"/>
-                <w:sz w:val="20"/>
-                <w:szCs w:val="20"/>
-              </w:rPr>
-              <w:t xml:space="preserve"> 90 </w:t>
-            </w:r>
-            <w:proofErr w:type="spellStart"/>
-            <w:r>
-              <w:rPr>
-                <w:rFonts w:ascii="Arial" w:hAnsi="Arial" w:cs="Arial"/>
-                <w:kern w:val="0"/>
-                <w:sz w:val="20"/>
-                <w:szCs w:val="20"/>
-              </w:rPr>
-              <w:t>cases</w:t>
-            </w:r>
-            <w:proofErr w:type="spellEnd"/>
+              <w:t>Cluster contains 90 cases</w:t>
+            </w:r>
           </w:p>
         </w:tc>
       </w:tr>
@@ -9654,7 +9222,6 @@
                 <w:szCs w:val="20"/>
               </w:rPr>
             </w:pPr>
-            <w:proofErr w:type="spellStart"/>
             <w:r>
               <w:rPr>
                 <w:rFonts w:ascii="Arial" w:hAnsi="Arial" w:cs="Arial"/>
@@ -9664,7 +9231,6 @@
               </w:rPr>
               <w:t>Mean</w:t>
             </w:r>
-            <w:proofErr w:type="spellEnd"/>
           </w:p>
         </w:tc>
         <w:tc>
@@ -9717,7 +9283,6 @@
                 <w:szCs w:val="20"/>
               </w:rPr>
             </w:pPr>
-            <w:proofErr w:type="spellStart"/>
             <w:r>
               <w:rPr>
                 <w:rFonts w:ascii="Arial" w:hAnsi="Arial" w:cs="Arial"/>
@@ -9727,7 +9292,6 @@
               </w:rPr>
               <w:t>Deviation</w:t>
             </w:r>
-            <w:proofErr w:type="spellEnd"/>
           </w:p>
         </w:tc>
         <w:tc>
@@ -9755,7 +9319,6 @@
                 <w:szCs w:val="20"/>
               </w:rPr>
             </w:pPr>
-            <w:proofErr w:type="spellStart"/>
             <w:r>
               <w:rPr>
                 <w:rFonts w:ascii="Arial" w:hAnsi="Arial" w:cs="Arial"/>
@@ -9765,7 +9328,6 @@
               </w:rPr>
               <w:t>Variance</w:t>
             </w:r>
-            <w:proofErr w:type="spellEnd"/>
           </w:p>
         </w:tc>
       </w:tr>
@@ -9802,7 +9364,6 @@
                 <w:szCs w:val="20"/>
               </w:rPr>
             </w:pPr>
-            <w:proofErr w:type="spellStart"/>
             <w:r>
               <w:rPr>
                 <w:rFonts w:ascii="Arial" w:hAnsi="Arial" w:cs="Arial"/>
@@ -9812,7 +9373,6 @@
               </w:rPr>
               <w:t>races_z</w:t>
             </w:r>
-            <w:proofErr w:type="spellEnd"/>
           </w:p>
         </w:tc>
         <w:tc>
@@ -10110,7 +9670,6 @@
                 <w:szCs w:val="20"/>
               </w:rPr>
             </w:pPr>
-            <w:proofErr w:type="spellStart"/>
             <w:r>
               <w:rPr>
                 <w:rFonts w:ascii="Arial" w:hAnsi="Arial" w:cs="Arial"/>
@@ -10120,7 +9679,6 @@
               </w:rPr>
               <w:t>championships_z</w:t>
             </w:r>
-            <w:proofErr w:type="spellEnd"/>
           </w:p>
         </w:tc>
         <w:tc>
@@ -10265,7 +9823,6 @@
                 <w:szCs w:val="20"/>
               </w:rPr>
             </w:pPr>
-            <w:proofErr w:type="spellStart"/>
             <w:r>
               <w:rPr>
                 <w:rFonts w:ascii="Arial" w:hAnsi="Arial" w:cs="Arial"/>
@@ -10275,7 +9832,6 @@
               </w:rPr>
               <w:t>gp_wins_z</w:t>
             </w:r>
-            <w:proofErr w:type="spellEnd"/>
           </w:p>
         </w:tc>
         <w:tc>
@@ -10420,7 +9976,6 @@
                 <w:szCs w:val="20"/>
               </w:rPr>
             </w:pPr>
-            <w:proofErr w:type="spellStart"/>
             <w:r>
               <w:rPr>
                 <w:rFonts w:ascii="Arial" w:hAnsi="Arial" w:cs="Arial"/>
@@ -10431,7 +9986,6 @@
               <w:lastRenderedPageBreak/>
               <w:t>podiums_z</w:t>
             </w:r>
-            <w:proofErr w:type="spellEnd"/>
           </w:p>
         </w:tc>
         <w:tc>
@@ -10576,7 +10130,6 @@
                 <w:szCs w:val="20"/>
               </w:rPr>
             </w:pPr>
-            <w:proofErr w:type="spellStart"/>
             <w:r>
               <w:rPr>
                 <w:rFonts w:ascii="Arial" w:hAnsi="Arial" w:cs="Arial"/>
@@ -10586,7 +10139,6 @@
               </w:rPr>
               <w:t>poles_z</w:t>
             </w:r>
-            <w:proofErr w:type="spellEnd"/>
           </w:p>
         </w:tc>
         <w:tc>
@@ -10731,7 +10283,6 @@
                 <w:szCs w:val="20"/>
               </w:rPr>
             </w:pPr>
-            <w:proofErr w:type="spellStart"/>
             <w:r>
               <w:rPr>
                 <w:rFonts w:ascii="Arial" w:hAnsi="Arial" w:cs="Arial"/>
@@ -10741,7 +10292,6 @@
               </w:rPr>
               <w:t>dnfs_z</w:t>
             </w:r>
-            <w:proofErr w:type="spellEnd"/>
           </w:p>
         </w:tc>
         <w:tc>
@@ -10886,7 +10436,6 @@
                 <w:szCs w:val="20"/>
               </w:rPr>
             </w:pPr>
-            <w:proofErr w:type="spellStart"/>
             <w:r>
               <w:rPr>
                 <w:rFonts w:ascii="Arial" w:hAnsi="Arial" w:cs="Arial"/>
@@ -10896,7 +10445,6 @@
               </w:rPr>
               <w:t>avg_yearly_salary_z</w:t>
             </w:r>
-            <w:proofErr w:type="spellEnd"/>
           </w:p>
         </w:tc>
         <w:tc>
@@ -11329,39 +10877,8 @@
                 <w:sz w:val="20"/>
                 <w:szCs w:val="20"/>
               </w:rPr>
-              <w:t xml:space="preserve">Cluster </w:t>
-            </w:r>
-            <w:proofErr w:type="spellStart"/>
-            <w:r>
-              <w:rPr>
-                <w:rFonts w:ascii="Arial" w:hAnsi="Arial" w:cs="Arial"/>
-                <w:kern w:val="0"/>
-                <w:sz w:val="20"/>
-                <w:szCs w:val="20"/>
-              </w:rPr>
-              <w:t>contains</w:t>
-            </w:r>
-            <w:proofErr w:type="spellEnd"/>
-            <w:r>
-              <w:rPr>
-                <w:rFonts w:ascii="Arial" w:hAnsi="Arial" w:cs="Arial"/>
-                <w:kern w:val="0"/>
-                <w:sz w:val="20"/>
-                <w:szCs w:val="20"/>
-              </w:rPr>
-              <w:t xml:space="preserve"> 127 </w:t>
-            </w:r>
-            <w:proofErr w:type="spellStart"/>
-            <w:r>
-              <w:rPr>
-                <w:rFonts w:ascii="Arial" w:hAnsi="Arial" w:cs="Arial"/>
-                <w:kern w:val="0"/>
-                <w:sz w:val="20"/>
-                <w:szCs w:val="20"/>
-              </w:rPr>
-              <w:t>cases</w:t>
-            </w:r>
-            <w:proofErr w:type="spellEnd"/>
+              <w:t>Cluster contains 127 cases</w:t>
+            </w:r>
           </w:p>
         </w:tc>
       </w:tr>
@@ -11429,7 +10946,6 @@
                 <w:szCs w:val="20"/>
               </w:rPr>
             </w:pPr>
-            <w:proofErr w:type="spellStart"/>
             <w:r>
               <w:rPr>
                 <w:rFonts w:ascii="Arial" w:hAnsi="Arial" w:cs="Arial"/>
@@ -11439,7 +10955,6 @@
               </w:rPr>
               <w:t>Distance</w:t>
             </w:r>
-            <w:proofErr w:type="spellEnd"/>
           </w:p>
         </w:tc>
       </w:tr>
@@ -21878,39 +21393,8 @@
                 <w:sz w:val="20"/>
                 <w:szCs w:val="20"/>
               </w:rPr>
-              <w:t xml:space="preserve">Cluster </w:t>
-            </w:r>
-            <w:proofErr w:type="spellStart"/>
-            <w:r>
-              <w:rPr>
-                <w:rFonts w:ascii="Arial" w:hAnsi="Arial" w:cs="Arial"/>
-                <w:kern w:val="0"/>
-                <w:sz w:val="20"/>
-                <w:szCs w:val="20"/>
-              </w:rPr>
-              <w:t>contains</w:t>
-            </w:r>
-            <w:proofErr w:type="spellEnd"/>
-            <w:r>
-              <w:rPr>
-                <w:rFonts w:ascii="Arial" w:hAnsi="Arial" w:cs="Arial"/>
-                <w:kern w:val="0"/>
-                <w:sz w:val="20"/>
-                <w:szCs w:val="20"/>
-              </w:rPr>
-              <w:t xml:space="preserve"> 82 </w:t>
-            </w:r>
-            <w:proofErr w:type="spellStart"/>
-            <w:r>
-              <w:rPr>
-                <w:rFonts w:ascii="Arial" w:hAnsi="Arial" w:cs="Arial"/>
-                <w:kern w:val="0"/>
-                <w:sz w:val="20"/>
-                <w:szCs w:val="20"/>
-              </w:rPr>
-              <w:t>cases</w:t>
-            </w:r>
-            <w:proofErr w:type="spellEnd"/>
+              <w:t>Cluster contains 82 cases</w:t>
+            </w:r>
           </w:p>
         </w:tc>
       </w:tr>
@@ -21978,7 +21462,6 @@
                 <w:szCs w:val="20"/>
               </w:rPr>
             </w:pPr>
-            <w:proofErr w:type="spellStart"/>
             <w:r>
               <w:rPr>
                 <w:rFonts w:ascii="Arial" w:hAnsi="Arial" w:cs="Arial"/>
@@ -21988,7 +21471,6 @@
               </w:rPr>
               <w:t>Distance</w:t>
             </w:r>
-            <w:proofErr w:type="spellEnd"/>
           </w:p>
         </w:tc>
       </w:tr>
@@ -28782,39 +28264,8 @@
                 <w:sz w:val="20"/>
                 <w:szCs w:val="20"/>
               </w:rPr>
-              <w:t xml:space="preserve">Cluster </w:t>
-            </w:r>
-            <w:proofErr w:type="spellStart"/>
-            <w:r>
-              <w:rPr>
-                <w:rFonts w:ascii="Arial" w:hAnsi="Arial" w:cs="Arial"/>
-                <w:kern w:val="0"/>
-                <w:sz w:val="20"/>
-                <w:szCs w:val="20"/>
-              </w:rPr>
-              <w:t>contains</w:t>
-            </w:r>
-            <w:proofErr w:type="spellEnd"/>
-            <w:r>
-              <w:rPr>
-                <w:rFonts w:ascii="Arial" w:hAnsi="Arial" w:cs="Arial"/>
-                <w:kern w:val="0"/>
-                <w:sz w:val="20"/>
-                <w:szCs w:val="20"/>
-              </w:rPr>
-              <w:t xml:space="preserve"> 90 </w:t>
-            </w:r>
-            <w:proofErr w:type="spellStart"/>
-            <w:r>
-              <w:rPr>
-                <w:rFonts w:ascii="Arial" w:hAnsi="Arial" w:cs="Arial"/>
-                <w:kern w:val="0"/>
-                <w:sz w:val="20"/>
-                <w:szCs w:val="20"/>
-              </w:rPr>
-              <w:t>cases</w:t>
-            </w:r>
-            <w:proofErr w:type="spellEnd"/>
+              <w:t>Cluster contains 90 cases</w:t>
+            </w:r>
           </w:p>
         </w:tc>
       </w:tr>
@@ -28882,7 +28333,6 @@
                 <w:szCs w:val="20"/>
               </w:rPr>
             </w:pPr>
-            <w:proofErr w:type="spellStart"/>
             <w:r>
               <w:rPr>
                 <w:rFonts w:ascii="Arial" w:hAnsi="Arial" w:cs="Arial"/>
@@ -28892,7 +28342,6 @@
               </w:rPr>
               <w:t>Distance</w:t>
             </w:r>
-            <w:proofErr w:type="spellEnd"/>
           </w:p>
         </w:tc>
       </w:tr>
@@ -36342,25 +35791,7 @@
           <w:sz w:val="28"/>
           <w:szCs w:val="28"/>
         </w:rPr>
-        <w:t xml:space="preserve">. Кластер 1 характеризуется высокими значениями по опыту и гонкам. Кластер 2 характеризуется низкими по этим показателям, а также по </w:t>
-      </w:r>
-      <w:proofErr w:type="spellStart"/>
-      <w:r>
-        <w:rPr>
-          <w:rFonts w:ascii="Times New Roman" w:hAnsi="Times New Roman" w:cs="Times New Roman"/>
-          <w:sz w:val="28"/>
-          <w:szCs w:val="28"/>
-        </w:rPr>
-        <w:t>днф</w:t>
-      </w:r>
-      <w:proofErr w:type="spellEnd"/>
-      <w:r>
-        <w:rPr>
-          <w:rFonts w:ascii="Times New Roman" w:hAnsi="Times New Roman" w:cs="Times New Roman"/>
-          <w:sz w:val="28"/>
-          <w:szCs w:val="28"/>
-        </w:rPr>
-        <w:t xml:space="preserve">. Кластер 3 отличается низкими значениями практически по всем показателям в сравнении с кластерами 1 и 2 в совокупности. </w:t>
+        <w:t xml:space="preserve">. Кластер 1 характеризуется высокими значениями по опыту и гонкам. Кластер 2 характеризуется низкими по этим показателям, а также по днф. Кластер 3 отличается низкими значениями практически по всем показателям в сравнении с кластерами 1 и 2 в совокупности. </w:t>
       </w:r>
     </w:p>
     <w:p>
@@ -36385,10 +35816,10 @@
             <v:path o:extrusionok="f" gradientshapeok="t" o:connecttype="rect"/>
             <o:lock v:ext="edit" aspectratio="t"/>
           </v:shapetype>
-          <v:shape id="_x0000_i1025" type="#_x0000_t75" style="width:372.85pt;height:280.3pt" o:ole="">
+          <v:shape id="_x0000_i1025" type="#_x0000_t75" style="width:373pt;height:280pt" o:ole="">
             <v:imagedata r:id="rId9" o:title="" cropbottom="13299f" cropright="13352f"/>
           </v:shape>
-          <o:OLEObject Type="Embed" ProgID="STATISTICA.Graph" ShapeID="_x0000_i1025" DrawAspect="Content" ObjectID="_1835764560" r:id="rId10">
+          <o:OLEObject Type="Embed" ProgID="STATISTICA.Graph" ShapeID="_x0000_i1025" DrawAspect="Content" ObjectID="_1837225191" r:id="rId10">
             <o:FieldCodes>\s</o:FieldCodes>
           </o:OLEObject>
         </w:object>
@@ -36566,10 +35997,10 @@
     <w:p>
       <w:r>
         <w:object w:dxaOrig="7473" w:dyaOrig="5534" w14:anchorId="513177A2">
-          <v:shape id="_x0000_i1026" type="#_x0000_t75" style="width:372.85pt;height:276.85pt" o:ole="">
+          <v:shape id="_x0000_i1026" type="#_x0000_t75" style="width:373pt;height:277pt" o:ole="">
             <v:imagedata r:id="rId11" o:title="" cropbottom="13672f" cropright="13163f"/>
           </v:shape>
-          <o:OLEObject Type="Embed" ProgID="STATISTICA.Graph" ShapeID="_x0000_i1026" DrawAspect="Content" ObjectID="_1835764561" r:id="rId12">
+          <o:OLEObject Type="Embed" ProgID="STATISTICA.Graph" ShapeID="_x0000_i1026" DrawAspect="Content" ObjectID="_1837225192" r:id="rId12">
             <o:FieldCodes>\s</o:FieldCodes>
           </o:OLEObject>
         </w:object>
@@ -37441,10 +36872,10 @@
     <w:p>
       <w:r>
         <w:object w:dxaOrig="7453" w:dyaOrig="5614" w14:anchorId="71C762E2">
-          <v:shape id="_x0000_i1027" type="#_x0000_t75" style="width:372.85pt;height:280.3pt" o:ole="">
+          <v:shape id="_x0000_i1027" type="#_x0000_t75" style="width:373pt;height:280pt" o:ole="">
             <v:imagedata r:id="rId13" o:title="" cropbottom="13178f" cropright="13352f"/>
           </v:shape>
-          <o:OLEObject Type="Embed" ProgID="STATISTICA.Graph" ShapeID="_x0000_i1027" DrawAspect="Content" ObjectID="_1835764562" r:id="rId14">
+          <o:OLEObject Type="Embed" ProgID="STATISTICA.Graph" ShapeID="_x0000_i1027" DrawAspect="Content" ObjectID="_1837225193" r:id="rId14">
             <o:FieldCodes>\s</o:FieldCodes>
           </o:OLEObject>
         </w:object>
@@ -37522,7 +36953,6 @@
         </w:rPr>
         <w:t xml:space="preserve">, </w:t>
       </w:r>
-      <w:proofErr w:type="spellStart"/>
       <w:r>
         <w:rPr>
           <w:rFonts w:ascii="Times New Roman" w:hAnsi="Times New Roman" w:cs="Times New Roman"/>
@@ -37532,7 +36962,6 @@
         </w:rPr>
         <w:t>gp</w:t>
       </w:r>
-      <w:proofErr w:type="spellEnd"/>
       <w:r>
         <w:rPr>
           <w:rFonts w:ascii="Times New Roman" w:hAnsi="Times New Roman" w:cs="Times New Roman"/>
@@ -37657,43 +37086,7 @@
           <w:sz w:val="28"/>
           <w:szCs w:val="28"/>
         </w:rPr>
-        <w:t xml:space="preserve">малые значения </w:t>
-      </w:r>
-      <w:proofErr w:type="spellStart"/>
-      <w:r>
-        <w:rPr>
-          <w:rFonts w:ascii="Times New Roman" w:hAnsi="Times New Roman" w:cs="Times New Roman"/>
-          <w:sz w:val="28"/>
-          <w:szCs w:val="28"/>
-        </w:rPr>
-        <w:t>Between</w:t>
-      </w:r>
-      <w:proofErr w:type="spellEnd"/>
-      <w:r>
-        <w:rPr>
-          <w:rFonts w:ascii="Times New Roman" w:hAnsi="Times New Roman" w:cs="Times New Roman"/>
-          <w:sz w:val="28"/>
-          <w:szCs w:val="28"/>
-        </w:rPr>
-        <w:t xml:space="preserve"> SS, большие значения </w:t>
-      </w:r>
-      <w:proofErr w:type="spellStart"/>
-      <w:r>
-        <w:rPr>
-          <w:rFonts w:ascii="Times New Roman" w:hAnsi="Times New Roman" w:cs="Times New Roman"/>
-          <w:sz w:val="28"/>
-          <w:szCs w:val="28"/>
-        </w:rPr>
-        <w:t>Within</w:t>
-      </w:r>
-      <w:proofErr w:type="spellEnd"/>
-      <w:r>
-        <w:rPr>
-          <w:rFonts w:ascii="Times New Roman" w:hAnsi="Times New Roman" w:cs="Times New Roman"/>
-          <w:sz w:val="28"/>
-          <w:szCs w:val="28"/>
-        </w:rPr>
-        <w:t xml:space="preserve"> SS и соответственно малые значения F и большие значения p</w:t>
+        <w:t>малые значения Between SS, большие значения Within SS и соответственно малые значения F и большие значения p</w:t>
       </w:r>
       <w:r>
         <w:rPr>
@@ -37810,7 +37203,6 @@
                 <w:szCs w:val="20"/>
               </w:rPr>
             </w:pPr>
-            <w:proofErr w:type="spellStart"/>
             <w:r>
               <w:rPr>
                 <w:rFonts w:ascii="Arial" w:hAnsi="Arial" w:cs="Arial"/>
@@ -37820,7 +37212,6 @@
               </w:rPr>
               <w:t>Variable</w:t>
             </w:r>
-            <w:proofErr w:type="spellEnd"/>
           </w:p>
         </w:tc>
         <w:tc>
@@ -37855,47 +37246,7 @@
                 <w:sz w:val="20"/>
                 <w:szCs w:val="20"/>
               </w:rPr>
-              <w:t xml:space="preserve">Analysis </w:t>
-            </w:r>
-            <w:proofErr w:type="spellStart"/>
-            <w:r>
-              <w:rPr>
-                <w:rFonts w:ascii="Arial" w:hAnsi="Arial" w:cs="Arial"/>
-                <w:kern w:val="0"/>
-                <w:sz w:val="20"/>
-                <w:szCs w:val="20"/>
-              </w:rPr>
-              <w:t>of</w:t>
-            </w:r>
-            <w:proofErr w:type="spellEnd"/>
-            <w:r>
-              <w:rPr>
-                <w:rFonts w:ascii="Arial" w:hAnsi="Arial" w:cs="Arial"/>
-                <w:kern w:val="0"/>
-                <w:sz w:val="20"/>
-                <w:szCs w:val="20"/>
-              </w:rPr>
-              <w:t xml:space="preserve"> </w:t>
-            </w:r>
-            <w:proofErr w:type="spellStart"/>
-            <w:r>
-              <w:rPr>
-                <w:rFonts w:ascii="Arial" w:hAnsi="Arial" w:cs="Arial"/>
-                <w:kern w:val="0"/>
-                <w:sz w:val="20"/>
-                <w:szCs w:val="20"/>
-              </w:rPr>
-              <w:t>Variance</w:t>
-            </w:r>
-            <w:proofErr w:type="spellEnd"/>
-            <w:r>
-              <w:rPr>
-                <w:rFonts w:ascii="Arial" w:hAnsi="Arial" w:cs="Arial"/>
-                <w:kern w:val="0"/>
-                <w:sz w:val="20"/>
-                <w:szCs w:val="20"/>
-              </w:rPr>
-              <w:t xml:space="preserve"> (formula1)</w:t>
+              <w:t>Analysis of Variance (formula1)</w:t>
             </w:r>
           </w:p>
         </w:tc>
@@ -37964,7 +37315,6 @@
                 <w:szCs w:val="20"/>
               </w:rPr>
             </w:pPr>
-            <w:proofErr w:type="spellStart"/>
             <w:r>
               <w:rPr>
                 <w:rFonts w:ascii="Arial" w:hAnsi="Arial" w:cs="Arial"/>
@@ -37974,7 +37324,6 @@
               </w:rPr>
               <w:t>Between</w:t>
             </w:r>
-            <w:proofErr w:type="spellEnd"/>
           </w:p>
           <w:p>
             <w:pPr>
@@ -38027,7 +37376,6 @@
                 <w:szCs w:val="20"/>
               </w:rPr>
             </w:pPr>
-            <w:proofErr w:type="spellStart"/>
             <w:r>
               <w:rPr>
                 <w:rFonts w:ascii="Arial" w:hAnsi="Arial" w:cs="Arial"/>
@@ -38037,7 +37385,6 @@
               </w:rPr>
               <w:t>df</w:t>
             </w:r>
-            <w:proofErr w:type="spellEnd"/>
           </w:p>
         </w:tc>
         <w:tc>
@@ -38065,7 +37412,6 @@
                 <w:szCs w:val="20"/>
               </w:rPr>
             </w:pPr>
-            <w:proofErr w:type="spellStart"/>
             <w:r>
               <w:rPr>
                 <w:rFonts w:ascii="Arial" w:hAnsi="Arial" w:cs="Arial"/>
@@ -38075,7 +37421,6 @@
               </w:rPr>
               <w:t>Within</w:t>
             </w:r>
-            <w:proofErr w:type="spellEnd"/>
           </w:p>
           <w:p>
             <w:pPr>
@@ -38128,7 +37473,6 @@
                 <w:szCs w:val="20"/>
               </w:rPr>
             </w:pPr>
-            <w:proofErr w:type="spellStart"/>
             <w:r>
               <w:rPr>
                 <w:rFonts w:ascii="Arial" w:hAnsi="Arial" w:cs="Arial"/>
@@ -38138,7 +37482,6 @@
               </w:rPr>
               <w:t>df</w:t>
             </w:r>
-            <w:proofErr w:type="spellEnd"/>
           </w:p>
         </w:tc>
         <w:tc>
@@ -38202,25 +37545,14 @@
                 <w:szCs w:val="20"/>
               </w:rPr>
             </w:pPr>
-            <w:proofErr w:type="spellStart"/>
-            <w:r>
-              <w:rPr>
-                <w:rFonts w:ascii="Arial" w:hAnsi="Arial" w:cs="Arial"/>
-                <w:kern w:val="0"/>
-                <w:sz w:val="20"/>
-                <w:szCs w:val="20"/>
-              </w:rPr>
-              <w:t>signif</w:t>
-            </w:r>
-            <w:proofErr w:type="spellEnd"/>
-            <w:r>
-              <w:rPr>
-                <w:rFonts w:ascii="Arial" w:hAnsi="Arial" w:cs="Arial"/>
-                <w:kern w:val="0"/>
-                <w:sz w:val="20"/>
-                <w:szCs w:val="20"/>
-              </w:rPr>
-              <w:t>.</w:t>
+            <w:r>
+              <w:rPr>
+                <w:rFonts w:ascii="Arial" w:hAnsi="Arial" w:cs="Arial"/>
+                <w:kern w:val="0"/>
+                <w:sz w:val="20"/>
+                <w:szCs w:val="20"/>
+              </w:rPr>
+              <w:t>signif.</w:t>
             </w:r>
           </w:p>
           <w:p>
@@ -38283,7 +37615,6 @@
                 <w:szCs w:val="20"/>
               </w:rPr>
             </w:pPr>
-            <w:proofErr w:type="spellStart"/>
             <w:r>
               <w:rPr>
                 <w:rFonts w:ascii="Arial" w:hAnsi="Arial" w:cs="Arial"/>
@@ -38293,7 +37624,6 @@
               </w:rPr>
               <w:t>championships_z</w:t>
             </w:r>
-            <w:proofErr w:type="spellEnd"/>
           </w:p>
         </w:tc>
         <w:tc>
@@ -38546,7 +37876,6 @@
                 <w:szCs w:val="20"/>
               </w:rPr>
             </w:pPr>
-            <w:proofErr w:type="spellStart"/>
             <w:r>
               <w:rPr>
                 <w:rFonts w:ascii="Arial" w:hAnsi="Arial" w:cs="Arial"/>
@@ -38556,7 +37885,6 @@
               </w:rPr>
               <w:t>gp_wins_z</w:t>
             </w:r>
-            <w:proofErr w:type="spellEnd"/>
           </w:p>
         </w:tc>
         <w:tc>
@@ -38809,7 +38137,6 @@
                 <w:szCs w:val="20"/>
               </w:rPr>
             </w:pPr>
-            <w:proofErr w:type="spellStart"/>
             <w:r>
               <w:rPr>
                 <w:rFonts w:ascii="Arial" w:hAnsi="Arial" w:cs="Arial"/>
@@ -38819,7 +38146,6 @@
               </w:rPr>
               <w:t>podiums_z</w:t>
             </w:r>
-            <w:proofErr w:type="spellEnd"/>
           </w:p>
         </w:tc>
         <w:tc>
@@ -39072,7 +38398,6 @@
                 <w:szCs w:val="20"/>
               </w:rPr>
             </w:pPr>
-            <w:proofErr w:type="spellStart"/>
             <w:r>
               <w:rPr>
                 <w:rFonts w:ascii="Arial" w:hAnsi="Arial" w:cs="Arial"/>
@@ -39082,7 +38407,6 @@
               </w:rPr>
               <w:t>poles_z</w:t>
             </w:r>
-            <w:proofErr w:type="spellEnd"/>
           </w:p>
         </w:tc>
         <w:tc>
@@ -39335,7 +38659,6 @@
                 <w:szCs w:val="20"/>
               </w:rPr>
             </w:pPr>
-            <w:proofErr w:type="spellStart"/>
             <w:r>
               <w:rPr>
                 <w:rFonts w:ascii="Arial" w:hAnsi="Arial" w:cs="Arial"/>
@@ -39345,7 +38668,6 @@
               </w:rPr>
               <w:t>dnfs_z</w:t>
             </w:r>
-            <w:proofErr w:type="spellEnd"/>
           </w:p>
         </w:tc>
         <w:tc>
@@ -39598,7 +38920,6 @@
                 <w:szCs w:val="20"/>
               </w:rPr>
             </w:pPr>
-            <w:proofErr w:type="spellStart"/>
             <w:r>
               <w:rPr>
                 <w:rFonts w:ascii="Arial" w:hAnsi="Arial" w:cs="Arial"/>
@@ -39608,7 +38929,6 @@
               </w:rPr>
               <w:t>avg_yearly_salary_z</w:t>
             </w:r>
-            <w:proofErr w:type="spellEnd"/>
           </w:p>
         </w:tc>
         <w:tc>
@@ -40122,7 +39442,6 @@
                 <w:szCs w:val="20"/>
               </w:rPr>
             </w:pPr>
-            <w:proofErr w:type="spellStart"/>
             <w:r>
               <w:rPr>
                 <w:rFonts w:ascii="Arial" w:hAnsi="Arial" w:cs="Arial"/>
@@ -40132,7 +39451,6 @@
               </w:rPr>
               <w:t>races_z</w:t>
             </w:r>
-            <w:proofErr w:type="spellEnd"/>
           </w:p>
         </w:tc>
         <w:tc>
@@ -40488,7 +39806,6 @@
                 <w:szCs w:val="20"/>
               </w:rPr>
             </w:pPr>
-            <w:proofErr w:type="spellStart"/>
             <w:r>
               <w:rPr>
                 <w:rFonts w:ascii="Arial" w:hAnsi="Arial" w:cs="Arial"/>
@@ -40498,7 +39815,6 @@
               </w:rPr>
               <w:t>Variable</w:t>
             </w:r>
-            <w:proofErr w:type="spellEnd"/>
           </w:p>
         </w:tc>
         <w:tc>
@@ -40533,47 +39849,7 @@
                 <w:sz w:val="20"/>
                 <w:szCs w:val="20"/>
               </w:rPr>
-              <w:t xml:space="preserve">Analysis </w:t>
-            </w:r>
-            <w:proofErr w:type="spellStart"/>
-            <w:r>
-              <w:rPr>
-                <w:rFonts w:ascii="Arial" w:hAnsi="Arial" w:cs="Arial"/>
-                <w:kern w:val="0"/>
-                <w:sz w:val="20"/>
-                <w:szCs w:val="20"/>
-              </w:rPr>
-              <w:t>of</w:t>
-            </w:r>
-            <w:proofErr w:type="spellEnd"/>
-            <w:r>
-              <w:rPr>
-                <w:rFonts w:ascii="Arial" w:hAnsi="Arial" w:cs="Arial"/>
-                <w:kern w:val="0"/>
-                <w:sz w:val="20"/>
-                <w:szCs w:val="20"/>
-              </w:rPr>
-              <w:t xml:space="preserve"> </w:t>
-            </w:r>
-            <w:proofErr w:type="spellStart"/>
-            <w:r>
-              <w:rPr>
-                <w:rFonts w:ascii="Arial" w:hAnsi="Arial" w:cs="Arial"/>
-                <w:kern w:val="0"/>
-                <w:sz w:val="20"/>
-                <w:szCs w:val="20"/>
-              </w:rPr>
-              <w:t>Variance</w:t>
-            </w:r>
-            <w:proofErr w:type="spellEnd"/>
-            <w:r>
-              <w:rPr>
-                <w:rFonts w:ascii="Arial" w:hAnsi="Arial" w:cs="Arial"/>
-                <w:kern w:val="0"/>
-                <w:sz w:val="20"/>
-                <w:szCs w:val="20"/>
-              </w:rPr>
-              <w:t xml:space="preserve"> (formula1)</w:t>
+              <w:t>Analysis of Variance (formula1)</w:t>
             </w:r>
           </w:p>
         </w:tc>
@@ -40642,7 +39918,6 @@
                 <w:szCs w:val="20"/>
               </w:rPr>
             </w:pPr>
-            <w:proofErr w:type="spellStart"/>
             <w:r>
               <w:rPr>
                 <w:rFonts w:ascii="Arial" w:hAnsi="Arial" w:cs="Arial"/>
@@ -40652,7 +39927,6 @@
               </w:rPr>
               <w:t>Between</w:t>
             </w:r>
-            <w:proofErr w:type="spellEnd"/>
           </w:p>
           <w:p>
             <w:pPr>
@@ -40705,7 +39979,6 @@
                 <w:szCs w:val="20"/>
               </w:rPr>
             </w:pPr>
-            <w:proofErr w:type="spellStart"/>
             <w:r>
               <w:rPr>
                 <w:rFonts w:ascii="Arial" w:hAnsi="Arial" w:cs="Arial"/>
@@ -40715,7 +39988,6 @@
               </w:rPr>
               <w:t>df</w:t>
             </w:r>
-            <w:proofErr w:type="spellEnd"/>
           </w:p>
         </w:tc>
         <w:tc>
@@ -40743,7 +40015,6 @@
                 <w:szCs w:val="20"/>
               </w:rPr>
             </w:pPr>
-            <w:proofErr w:type="spellStart"/>
             <w:r>
               <w:rPr>
                 <w:rFonts w:ascii="Arial" w:hAnsi="Arial" w:cs="Arial"/>
@@ -40753,7 +40024,6 @@
               </w:rPr>
               <w:t>Within</w:t>
             </w:r>
-            <w:proofErr w:type="spellEnd"/>
           </w:p>
           <w:p>
             <w:pPr>
@@ -40806,7 +40076,6 @@
                 <w:szCs w:val="20"/>
               </w:rPr>
             </w:pPr>
-            <w:proofErr w:type="spellStart"/>
             <w:r>
               <w:rPr>
                 <w:rFonts w:ascii="Arial" w:hAnsi="Arial" w:cs="Arial"/>
@@ -40816,7 +40085,6 @@
               </w:rPr>
               <w:t>df</w:t>
             </w:r>
-            <w:proofErr w:type="spellEnd"/>
           </w:p>
         </w:tc>
         <w:tc>
@@ -40880,25 +40148,14 @@
                 <w:szCs w:val="20"/>
               </w:rPr>
             </w:pPr>
-            <w:proofErr w:type="spellStart"/>
-            <w:r>
-              <w:rPr>
-                <w:rFonts w:ascii="Arial" w:hAnsi="Arial" w:cs="Arial"/>
-                <w:kern w:val="0"/>
-                <w:sz w:val="20"/>
-                <w:szCs w:val="20"/>
-              </w:rPr>
-              <w:t>signif</w:t>
-            </w:r>
-            <w:proofErr w:type="spellEnd"/>
-            <w:r>
-              <w:rPr>
-                <w:rFonts w:ascii="Arial" w:hAnsi="Arial" w:cs="Arial"/>
-                <w:kern w:val="0"/>
-                <w:sz w:val="20"/>
-                <w:szCs w:val="20"/>
-              </w:rPr>
-              <w:t>.</w:t>
+            <w:r>
+              <w:rPr>
+                <w:rFonts w:ascii="Arial" w:hAnsi="Arial" w:cs="Arial"/>
+                <w:kern w:val="0"/>
+                <w:sz w:val="20"/>
+                <w:szCs w:val="20"/>
+              </w:rPr>
+              <w:t>signif.</w:t>
             </w:r>
           </w:p>
           <w:p>
@@ -40961,7 +40218,6 @@
                 <w:szCs w:val="20"/>
               </w:rPr>
             </w:pPr>
-            <w:proofErr w:type="spellStart"/>
             <w:r>
               <w:rPr>
                 <w:rFonts w:ascii="Arial" w:hAnsi="Arial" w:cs="Arial"/>
@@ -40971,7 +40227,6 @@
               </w:rPr>
               <w:t>dnfs_z</w:t>
             </w:r>
-            <w:proofErr w:type="spellEnd"/>
           </w:p>
         </w:tc>
         <w:tc>
@@ -41224,7 +40479,6 @@
                 <w:szCs w:val="20"/>
               </w:rPr>
             </w:pPr>
-            <w:proofErr w:type="spellStart"/>
             <w:r>
               <w:rPr>
                 <w:rFonts w:ascii="Arial" w:hAnsi="Arial" w:cs="Arial"/>
@@ -41234,7 +40488,6 @@
               </w:rPr>
               <w:t>avg_yearly_salary_z</w:t>
             </w:r>
-            <w:proofErr w:type="spellEnd"/>
           </w:p>
         </w:tc>
         <w:tc>
@@ -41748,7 +41001,6 @@
                 <w:szCs w:val="20"/>
               </w:rPr>
             </w:pPr>
-            <w:proofErr w:type="spellStart"/>
             <w:r>
               <w:rPr>
                 <w:rFonts w:ascii="Arial" w:hAnsi="Arial" w:cs="Arial"/>
@@ -41758,7 +41010,6 @@
               </w:rPr>
               <w:t>races_z</w:t>
             </w:r>
-            <w:proofErr w:type="spellEnd"/>
           </w:p>
         </w:tc>
         <w:tc>
@@ -41984,10 +41235,10 @@
     <w:p>
       <w:r>
         <w:object w:dxaOrig="7494" w:dyaOrig="5602" w14:anchorId="09295A90">
-          <v:shape id="_x0000_i1028" type="#_x0000_t75" style="width:374.55pt;height:280.3pt" o:ole="">
+          <v:shape id="_x0000_i1028" type="#_x0000_t75" style="width:375pt;height:280pt" o:ole="">
             <v:imagedata r:id="rId15" o:title="" cropbottom="13299f" cropright="13072f"/>
           </v:shape>
-          <o:OLEObject Type="Embed" ProgID="STATISTICA.Graph" ShapeID="_x0000_i1028" DrawAspect="Content" ObjectID="_1835764563" r:id="rId16">
+          <o:OLEObject Type="Embed" ProgID="STATISTICA.Graph" ShapeID="_x0000_i1028" DrawAspect="Content" ObjectID="_1837225194" r:id="rId16">
             <o:FieldCodes>\s</o:FieldCodes>
           </o:OLEObject>
         </w:object>
@@ -42199,25 +41450,7 @@
           <w:sz w:val="28"/>
           <w:szCs w:val="28"/>
         </w:rPr>
-        <w:t xml:space="preserve"> Так пилот в строке 9 и 10 в таблице отнесены к одному блоку-кластеру по количеству гонок и </w:t>
-      </w:r>
-      <w:proofErr w:type="spellStart"/>
-      <w:r>
-        <w:rPr>
-          <w:rFonts w:ascii="Times New Roman" w:hAnsi="Times New Roman" w:cs="Times New Roman"/>
-          <w:sz w:val="28"/>
-          <w:szCs w:val="28"/>
-        </w:rPr>
-        <w:t>тд</w:t>
-      </w:r>
-      <w:proofErr w:type="spellEnd"/>
-      <w:r>
-        <w:rPr>
-          <w:rFonts w:ascii="Times New Roman" w:hAnsi="Times New Roman" w:cs="Times New Roman"/>
-          <w:sz w:val="28"/>
-          <w:szCs w:val="28"/>
-        </w:rPr>
-        <w:t>.</w:t>
+        <w:t xml:space="preserve"> Так пилот в строке 9 и 10 в таблице отнесены к одному блоку-кластеру по количеству гонок и тд.</w:t>
       </w:r>
     </w:p>
     <w:p>
@@ -42226,10 +41459,10 @@
           <w:lang w:val="en-US"/>
         </w:rPr>
         <w:object w:dxaOrig="7494" w:dyaOrig="5588" w14:anchorId="44AA0A3A">
-          <v:shape id="_x0000_i1029" type="#_x0000_t75" style="width:374.55pt;height:279.45pt" o:ole="">
+          <v:shape id="_x0000_i1029" type="#_x0000_t75" style="width:375pt;height:279pt" o:ole="">
             <v:imagedata r:id="rId18" o:title="" cropbottom="13430f" cropright="13072f"/>
           </v:shape>
-          <o:OLEObject Type="Embed" ProgID="STATISTICA.Graph" ShapeID="_x0000_i1029" DrawAspect="Content" ObjectID="_1835764564" r:id="rId19">
+          <o:OLEObject Type="Embed" ProgID="STATISTICA.Graph" ShapeID="_x0000_i1029" DrawAspect="Content" ObjectID="_1837225195" r:id="rId19">
             <o:FieldCodes>\s</o:FieldCodes>
           </o:OLEObject>
         </w:object>
@@ -42297,16 +41530,7 @@
           <w:sz w:val="28"/>
           <w:szCs w:val="28"/>
         </w:rPr>
-        <w:t xml:space="preserve"> </w:t>
-      </w:r>
-      <w:proofErr w:type="spellStart"/>
-      <w:r>
-        <w:rPr>
-          <w:rFonts w:ascii="Times New Roman" w:hAnsi="Times New Roman" w:cs="Times New Roman"/>
-          <w:sz w:val="28"/>
-          <w:szCs w:val="28"/>
-        </w:rPr>
-        <w:t>агломеративн</w:t>
+        <w:t xml:space="preserve"> агломеративн</w:t>
       </w:r>
       <w:r>
         <w:rPr>
@@ -42314,16 +41538,7 @@
           <w:sz w:val="28"/>
           <w:szCs w:val="28"/>
         </w:rPr>
-        <w:t>ая</w:t>
-      </w:r>
-      <w:proofErr w:type="spellEnd"/>
-      <w:r>
-        <w:rPr>
-          <w:rFonts w:ascii="Times New Roman" w:hAnsi="Times New Roman" w:cs="Times New Roman"/>
-          <w:sz w:val="28"/>
-          <w:szCs w:val="28"/>
-        </w:rPr>
-        <w:t xml:space="preserve"> </w:t>
+        <w:t xml:space="preserve">ая </w:t>
       </w:r>
       <w:r>
         <w:rPr>
@@ -42383,10 +41598,10 @@
           <w:lang w:val="en-US"/>
         </w:rPr>
         <w:object w:dxaOrig="7494" w:dyaOrig="5575" w14:anchorId="4A5720EC">
-          <v:shape id="_x0000_i1030" type="#_x0000_t75" style="width:374.55pt;height:278.55pt" o:ole="">
+          <v:shape id="_x0000_i1030" type="#_x0000_t75" style="width:375pt;height:278pt" o:ole="">
             <v:imagedata r:id="rId20" o:title="" cropbottom="13551f" cropright="13072f"/>
           </v:shape>
-          <o:OLEObject Type="Embed" ProgID="STATISTICA.Graph" ShapeID="_x0000_i1030" DrawAspect="Content" ObjectID="_1835764565" r:id="rId21">
+          <o:OLEObject Type="Embed" ProgID="STATISTICA.Graph" ShapeID="_x0000_i1030" DrawAspect="Content" ObjectID="_1837225196" r:id="rId21">
             <o:FieldCodes>\s</o:FieldCodes>
           </o:OLEObject>
         </w:object>
@@ -42452,7 +41667,6 @@
           <w:szCs w:val="28"/>
         </w:rPr>
       </w:pPr>
-      <w:proofErr w:type="spellStart"/>
       <w:r>
         <w:rPr>
           <w:rFonts w:ascii="Times New Roman" w:hAnsi="Times New Roman" w:cs="Times New Roman"/>
@@ -42460,68 +41674,7 @@
           <w:szCs w:val="28"/>
         </w:rPr>
         <w:lastRenderedPageBreak/>
-        <w:t>Дендрограмма</w:t>
-      </w:r>
-      <w:proofErr w:type="spellEnd"/>
-      <w:r>
-        <w:rPr>
-          <w:rFonts w:ascii="Times New Roman" w:hAnsi="Times New Roman" w:cs="Times New Roman"/>
-          <w:sz w:val="28"/>
-          <w:szCs w:val="28"/>
-        </w:rPr>
-        <w:t>, построенная методом Уорда, демонстрирует три чёткие пары переменных, которые объединяются на минимальных расстояниях и формируют базовую структуру кластеров.</w:t>
-      </w:r>
-    </w:p>
-    <w:p>
-      <w:pPr>
-        <w:numPr>
-          <w:ilvl w:val="0"/>
-          <w:numId w:val="5"/>
-        </w:numPr>
-        <w:spacing w:after="0" w:line="360" w:lineRule="auto"/>
-        <w:ind w:left="0" w:firstLine="709"/>
-        <w:jc w:val="both"/>
-        <w:rPr>
-          <w:rFonts w:ascii="Times New Roman" w:hAnsi="Times New Roman" w:cs="Times New Roman"/>
-          <w:sz w:val="28"/>
-          <w:szCs w:val="28"/>
-        </w:rPr>
-      </w:pPr>
-      <w:proofErr w:type="spellStart"/>
-      <w:r>
-        <w:rPr>
-          <w:rFonts w:ascii="Times New Roman" w:hAnsi="Times New Roman" w:cs="Times New Roman"/>
-          <w:sz w:val="28"/>
-          <w:szCs w:val="28"/>
-        </w:rPr>
-        <w:t>races_z</w:t>
-      </w:r>
-      <w:proofErr w:type="spellEnd"/>
-      <w:r>
-        <w:rPr>
-          <w:rFonts w:ascii="Times New Roman" w:hAnsi="Times New Roman" w:cs="Times New Roman"/>
-          <w:sz w:val="28"/>
-          <w:szCs w:val="28"/>
-        </w:rPr>
-        <w:t xml:space="preserve"> и years_in_f1_</w:t>
-      </w:r>
-      <w:proofErr w:type="gramStart"/>
-      <w:r>
-        <w:rPr>
-          <w:rFonts w:ascii="Times New Roman" w:hAnsi="Times New Roman" w:cs="Times New Roman"/>
-          <w:sz w:val="28"/>
-          <w:szCs w:val="28"/>
-        </w:rPr>
-        <w:t>z</w:t>
-      </w:r>
-      <w:proofErr w:type="gramEnd"/>
-      <w:r>
-        <w:rPr>
-          <w:rFonts w:ascii="Times New Roman" w:hAnsi="Times New Roman" w:cs="Times New Roman"/>
-          <w:sz w:val="28"/>
-          <w:szCs w:val="28"/>
-        </w:rPr>
-        <w:t xml:space="preserve"> Это первая и самая близкая пара. Их объединение отражает очевидную смысловую связь: обе переменные описывают стаж пилота в Формуле</w:t>
+        <w:t xml:space="preserve">Метод </w:t>
       </w:r>
       <w:r>
         <w:rPr>
@@ -42529,186 +41682,15 @@
           <w:sz w:val="28"/>
           <w:szCs w:val="28"/>
         </w:rPr>
-        <w:noBreakHyphen/>
-        <w:t>1. На графике они соединяются практически сразу, что подтверждает их почти полную взаимозаменяемость.</w:t>
+        <w:t>Варда</w:t>
       </w:r>
-    </w:p>
-    <w:p>
-      <w:pPr>
-        <w:numPr>
-          <w:ilvl w:val="0"/>
-          <w:numId w:val="5"/>
-        </w:numPr>
-        <w:spacing w:after="0" w:line="360" w:lineRule="auto"/>
-        <w:ind w:left="0" w:firstLine="709"/>
-        <w:jc w:val="both"/>
-        <w:rPr>
-          <w:rFonts w:ascii="Times New Roman" w:hAnsi="Times New Roman" w:cs="Times New Roman"/>
-          <w:sz w:val="28"/>
-          <w:szCs w:val="28"/>
-        </w:rPr>
-      </w:pPr>
-      <w:proofErr w:type="spellStart"/>
       <w:r>
         <w:rPr>
           <w:rFonts w:ascii="Times New Roman" w:hAnsi="Times New Roman" w:cs="Times New Roman"/>
           <w:sz w:val="28"/>
           <w:szCs w:val="28"/>
         </w:rPr>
-        <w:t>championships_z</w:t>
-      </w:r>
-      <w:proofErr w:type="spellEnd"/>
-      <w:r>
-        <w:rPr>
-          <w:rFonts w:ascii="Times New Roman" w:hAnsi="Times New Roman" w:cs="Times New Roman"/>
-          <w:sz w:val="28"/>
-          <w:szCs w:val="28"/>
-        </w:rPr>
-        <w:t xml:space="preserve"> и </w:t>
-      </w:r>
-      <w:proofErr w:type="spellStart"/>
-      <w:r>
-        <w:rPr>
-          <w:rFonts w:ascii="Times New Roman" w:hAnsi="Times New Roman" w:cs="Times New Roman"/>
-          <w:sz w:val="28"/>
-          <w:szCs w:val="28"/>
-        </w:rPr>
-        <w:t>avg_yearly_salary_z</w:t>
-      </w:r>
-      <w:proofErr w:type="spellEnd"/>
-      <w:r>
-        <w:rPr>
-          <w:rFonts w:ascii="Times New Roman" w:hAnsi="Times New Roman" w:cs="Times New Roman"/>
-          <w:sz w:val="28"/>
-          <w:szCs w:val="28"/>
-        </w:rPr>
-        <w:t xml:space="preserve"> Вторая по близости пара. Эти переменные образуют кластер «статуса», поскольку чемпионские титулы напрямую связаны с уровнем дохода пилота. На </w:t>
-      </w:r>
-      <w:proofErr w:type="spellStart"/>
-      <w:r>
-        <w:rPr>
-          <w:rFonts w:ascii="Times New Roman" w:hAnsi="Times New Roman" w:cs="Times New Roman"/>
-          <w:sz w:val="28"/>
-          <w:szCs w:val="28"/>
-        </w:rPr>
-        <w:t>дендрограмме</w:t>
-      </w:r>
-      <w:proofErr w:type="spellEnd"/>
-      <w:r>
-        <w:rPr>
-          <w:rFonts w:ascii="Times New Roman" w:hAnsi="Times New Roman" w:cs="Times New Roman"/>
-          <w:sz w:val="28"/>
-          <w:szCs w:val="28"/>
-        </w:rPr>
-        <w:t xml:space="preserve"> они объединяются на малой дистанции, что указывает на сильную структурную связь.</w:t>
-      </w:r>
-    </w:p>
-    <w:p>
-      <w:pPr>
-        <w:numPr>
-          <w:ilvl w:val="0"/>
-          <w:numId w:val="5"/>
-        </w:numPr>
-        <w:spacing w:after="0" w:line="360" w:lineRule="auto"/>
-        <w:ind w:left="0" w:firstLine="709"/>
-        <w:jc w:val="both"/>
-        <w:rPr>
-          <w:rFonts w:ascii="Times New Roman" w:hAnsi="Times New Roman" w:cs="Times New Roman"/>
-          <w:sz w:val="28"/>
-          <w:szCs w:val="28"/>
-        </w:rPr>
-      </w:pPr>
-      <w:proofErr w:type="spellStart"/>
-      <w:r>
-        <w:rPr>
-          <w:rFonts w:ascii="Times New Roman" w:hAnsi="Times New Roman" w:cs="Times New Roman"/>
-          <w:sz w:val="28"/>
-          <w:szCs w:val="28"/>
-        </w:rPr>
-        <w:t>podiums_z</w:t>
-      </w:r>
-      <w:proofErr w:type="spellEnd"/>
-      <w:r>
-        <w:rPr>
-          <w:rFonts w:ascii="Times New Roman" w:hAnsi="Times New Roman" w:cs="Times New Roman"/>
-          <w:sz w:val="28"/>
-          <w:szCs w:val="28"/>
-        </w:rPr>
-        <w:t xml:space="preserve"> и </w:t>
-      </w:r>
-      <w:proofErr w:type="spellStart"/>
-      <w:r>
-        <w:rPr>
-          <w:rFonts w:ascii="Times New Roman" w:hAnsi="Times New Roman" w:cs="Times New Roman"/>
-          <w:sz w:val="28"/>
-          <w:szCs w:val="28"/>
-        </w:rPr>
-        <w:t>dnfs_z</w:t>
-      </w:r>
-      <w:proofErr w:type="spellEnd"/>
-      <w:r>
-        <w:rPr>
-          <w:rFonts w:ascii="Times New Roman" w:hAnsi="Times New Roman" w:cs="Times New Roman"/>
-          <w:sz w:val="28"/>
-          <w:szCs w:val="28"/>
-        </w:rPr>
-        <w:t xml:space="preserve"> Третья пара, которая объединяется напрямую. Несмотря на то, что содержательно подиумы и сходы не являются логически связанными показателями, метод Уорда объединяет их, поскольку они имеют схожий профиль расстояний относительно остальных переменных. Это означает, что обе переменные одинаково «не вписываются» в другие группы и потому формируют собственный кластер.</w:t>
-      </w:r>
-    </w:p>
-    <w:p>
-      <w:pPr>
-        <w:spacing w:after="0" w:line="360" w:lineRule="auto"/>
-        <w:ind w:firstLine="709"/>
-        <w:jc w:val="both"/>
-        <w:rPr>
-          <w:rFonts w:ascii="Times New Roman" w:hAnsi="Times New Roman" w:cs="Times New Roman"/>
-          <w:sz w:val="28"/>
-          <w:szCs w:val="28"/>
-        </w:rPr>
-      </w:pPr>
-      <w:r>
-        <w:rPr>
-          <w:rFonts w:ascii="Times New Roman" w:hAnsi="Times New Roman" w:cs="Times New Roman"/>
-          <w:sz w:val="28"/>
-          <w:szCs w:val="28"/>
-        </w:rPr>
-        <w:t>После формирования этих трёх пар остальные переменные (</w:t>
-      </w:r>
-      <w:proofErr w:type="spellStart"/>
-      <w:r>
-        <w:rPr>
-          <w:rFonts w:ascii="Times New Roman" w:hAnsi="Times New Roman" w:cs="Times New Roman"/>
-          <w:sz w:val="28"/>
-          <w:szCs w:val="28"/>
-        </w:rPr>
-        <w:t>gp_wins_z</w:t>
-      </w:r>
-      <w:proofErr w:type="spellEnd"/>
-      <w:r>
-        <w:rPr>
-          <w:rFonts w:ascii="Times New Roman" w:hAnsi="Times New Roman" w:cs="Times New Roman"/>
-          <w:sz w:val="28"/>
-          <w:szCs w:val="28"/>
-        </w:rPr>
-        <w:t xml:space="preserve"> и </w:t>
-      </w:r>
-      <w:proofErr w:type="spellStart"/>
-      <w:r>
-        <w:rPr>
-          <w:rFonts w:ascii="Times New Roman" w:hAnsi="Times New Roman" w:cs="Times New Roman"/>
-          <w:sz w:val="28"/>
-          <w:szCs w:val="28"/>
-        </w:rPr>
-        <w:t>poles_z</w:t>
-      </w:r>
-      <w:proofErr w:type="spellEnd"/>
-      <w:r>
-        <w:rPr>
-          <w:rFonts w:ascii="Times New Roman" w:hAnsi="Times New Roman" w:cs="Times New Roman"/>
-          <w:sz w:val="28"/>
-          <w:szCs w:val="28"/>
-        </w:rPr>
-        <w:t>) присоединяются к дереву на более высоких уровнях, что отражает их более сложные и менее однозначные связи с другими характеристиками.</w:t>
+        <w:t xml:space="preserve"> продемонстрировал наиболее чёткую и структурированную кластеризацию среди всех рассмотренных подходов. На дендрограмме ясно видны ранние объединения наиболее похожих наблюдений, формирование устойчивых средних кластеров и выраженные разрывы на больших дистанциях, указывающие на естественные границы между группами. Благодаря минимизации внутрикластерной дисперсии Ward’s method формирует компактные и однородные кластеры, что делает его визуально наиболее наглядным и статистически обоснованным методом для анализа данной выборки.</w:t>
       </w:r>
     </w:p>
     <w:p>
@@ -42726,14 +41708,44 @@
         <w:spacing w:after="0"/>
       </w:pPr>
       <w:r>
-        <w:object w:dxaOrig="8871" w:dyaOrig="6586" w14:anchorId="29B018C3">
-          <v:shape id="_x0000_i1038" type="#_x0000_t75" style="width:443.15pt;height:329.15pt" o:ole="">
-            <v:imagedata r:id="rId22" o:title="" cropbottom="13426f" cropright="12960f"/>
-          </v:shape>
-          <o:OLEObject Type="Embed" ProgID="STATISTICA.Graph" ShapeID="_x0000_i1038" DrawAspect="Content" ObjectID="_1835764566" r:id="rId23">
-            <o:FieldCodes>\s</o:FieldCodes>
-          </o:OLEObject>
-        </w:object>
+        <w:rPr>
+          <w:noProof/>
+        </w:rPr>
+        <w:drawing>
+          <wp:inline distT="0" distB="0" distL="0" distR="0" wp14:anchorId="5CA5D979" wp14:editId="6194D597">
+            <wp:extent cx="5906324" cy="4429743"/>
+            <wp:effectExtent l="0" t="0" r="0" b="9525"/>
+            <wp:docPr id="260203182" name="Рисунок 1"/>
+            <wp:cNvGraphicFramePr>
+              <a:graphicFrameLocks xmlns:a="http://schemas.openxmlformats.org/drawingml/2006/main" noChangeAspect="1"/>
+            </wp:cNvGraphicFramePr>
+            <a:graphic xmlns:a="http://schemas.openxmlformats.org/drawingml/2006/main">
+              <a:graphicData uri="http://schemas.openxmlformats.org/drawingml/2006/picture">
+                <pic:pic xmlns:pic="http://schemas.openxmlformats.org/drawingml/2006/picture">
+                  <pic:nvPicPr>
+                    <pic:cNvPr id="260203182" name=""/>
+                    <pic:cNvPicPr/>
+                  </pic:nvPicPr>
+                  <pic:blipFill>
+                    <a:blip r:embed="rId22"/>
+                    <a:stretch>
+                      <a:fillRect/>
+                    </a:stretch>
+                  </pic:blipFill>
+                  <pic:spPr>
+                    <a:xfrm>
+                      <a:off x="0" y="0"/>
+                      <a:ext cx="5906324" cy="4429743"/>
+                    </a:xfrm>
+                    <a:prstGeom prst="rect">
+                      <a:avLst/>
+                    </a:prstGeom>
+                  </pic:spPr>
+                </pic:pic>
+              </a:graphicData>
+            </a:graphic>
+          </wp:inline>
+        </w:drawing>
       </w:r>
     </w:p>
     <w:p>
@@ -42764,6 +41776,55 @@
           <w:szCs w:val="28"/>
         </w:rPr>
       </w:pPr>
+    </w:p>
+    <w:p>
+      <w:pPr>
+        <w:spacing w:after="0" w:line="360" w:lineRule="auto"/>
+        <w:ind w:firstLine="709"/>
+        <w:jc w:val="both"/>
+        <w:rPr>
+          <w:rFonts w:ascii="Times New Roman" w:hAnsi="Times New Roman" w:cs="Times New Roman"/>
+          <w:sz w:val="28"/>
+          <w:szCs w:val="28"/>
+        </w:rPr>
+      </w:pPr>
+      <w:r>
+        <w:rPr>
+          <w:rFonts w:ascii="Times New Roman" w:hAnsi="Times New Roman" w:cs="Times New Roman"/>
+          <w:sz w:val="28"/>
+          <w:szCs w:val="28"/>
+        </w:rPr>
+        <w:t xml:space="preserve">Таким образом, Single Linkage объединяет кластеры по минимальному расстоянию между любыми двумя точками. Это приводит к эффекту «цепочки», когда кластеры вытягиваются за счёт последовательного присоединения ближайших объектов, даже если они в целом не похожи. В </w:t>
+      </w:r>
+      <w:r>
+        <w:rPr>
+          <w:rFonts w:ascii="Times New Roman" w:hAnsi="Times New Roman" w:cs="Times New Roman"/>
+          <w:sz w:val="28"/>
+          <w:szCs w:val="28"/>
+        </w:rPr>
+        <w:lastRenderedPageBreak/>
+        <w:t>результате дерево получается вытянутым, слабо структурированным, а границы между кластерами выражены плохо.</w:t>
+      </w:r>
+    </w:p>
+    <w:p>
+      <w:pPr>
+        <w:spacing w:after="0" w:line="360" w:lineRule="auto"/>
+        <w:ind w:firstLine="709"/>
+        <w:jc w:val="both"/>
+        <w:rPr>
+          <w:rFonts w:ascii="Times New Roman" w:hAnsi="Times New Roman" w:cs="Times New Roman"/>
+          <w:sz w:val="28"/>
+          <w:szCs w:val="28"/>
+        </w:rPr>
+      </w:pPr>
+      <w:r>
+        <w:rPr>
+          <w:rFonts w:ascii="Times New Roman" w:hAnsi="Times New Roman" w:cs="Times New Roman"/>
+          <w:sz w:val="28"/>
+          <w:szCs w:val="28"/>
+        </w:rPr>
+        <w:t>Метод Уорда, напротив, объединяет кластеры так, чтобы минимизировать прирост внутрикластерной дисперсии. Благодаря этому кластеры формируются компактными и однородными, а дендрограмма имеет чёткую ступенчатую структуру. На графике хорошо видны естественные разрывы между группами, что облегчает выбор оптимального числа кластеров и делает метод более наглядным и интерпретируемым.</w:t>
+      </w:r>
     </w:p>
     <w:p>
       <w:pPr>
@@ -44133,6 +43194,7 @@
   <w:style w:type="character" w:default="1" w:styleId="a0">
     <w:name w:val="Default Paragraph Font"/>
     <w:uiPriority w:val="1"/>
+    <w:semiHidden/>
     <w:unhideWhenUsed/>
   </w:style>
   <w:style w:type="table" w:default="1" w:styleId="a1">
@@ -44509,6 +43571,19 @@
     <w:uiPriority w:val="99"/>
     <w:rsid w:val="00853579"/>
   </w:style>
+  <w:style w:type="paragraph" w:styleId="af1">
+    <w:name w:val="Normal (Web)"/>
+    <w:basedOn w:val="a"/>
+    <w:uiPriority w:val="99"/>
+    <w:semiHidden/>
+    <w:unhideWhenUsed/>
+    <w:rsid w:val="00E35E50"/>
+    <w:rPr>
+      <w:rFonts w:ascii="Times New Roman" w:hAnsi="Times New Roman" w:cs="Times New Roman"/>
+      <w:sz w:val="24"/>
+      <w:szCs w:val="24"/>
+    </w:rPr>
+  </w:style>
 </w:styles>
 </file>
 
